--- a/public/downloads/CV-Muhammad-Abi-Dafa-Afandi.docx
+++ b/public/downloads/CV-Muhammad-Abi-Dafa-Afandi.docx
@@ -25,12 +25,6 @@
         <w:gridCol w:w="2500"/>
       </w:tblGrid>
       <w:tr>
-        <w:tblPrEx>
-          <w:tblCellMar>
-            <w:top w:w="0" w:type="dxa"/>
-            <w:bottom w:w="0" w:type="dxa"/>
-          </w:tblCellMar>
-        </w:tblPrEx>
         <w:tc>
           <w:tcPr>
             <w:tcW w:w="7606" w:type="dxa"/>
@@ -985,6 +979,11 @@
     <w:p>
       <w:pPr>
         <w:spacing w:after="60"/>
+        <w:rPr>
+          <w:color w:val="6B7280"/>
+          <w:sz w:val="18"/>
+          <w:szCs w:val="18"/>
+        </w:rPr>
       </w:pPr>
       <w:r>
         <w:rPr>
@@ -1001,6 +1000,9 @@
           <w:bottom w:val="single" w:sz="8" w:space="2" w:color="0F766E"/>
         </w:pBdr>
         <w:spacing w:before="300" w:after="120"/>
+        <w:rPr>
+          <w:lang w:val="sv-SE"/>
+        </w:rPr>
       </w:pPr>
       <w:r>
         <w:rPr>
@@ -1009,6 +1011,7 @@
           <w:color w:val="0F766E"/>
           <w:sz w:val="22"/>
           <w:szCs w:val="22"/>
+          <w:lang w:val="sv-SE"/>
         </w:rPr>
         <w:t>PELATIHAN</w:t>
       </w:r>
@@ -1025,131 +1028,87 @@
           <w:sz w:val="22"/>
           <w:szCs w:val="22"/>
         </w:rPr>
-        <w:t>Intermediate Junior Web Developer — Vocational School Graduate Academy</w:t>
+        <w:t>PLCC</w:t>
+      </w:r>
+      <w:r>
+        <w:rPr>
+          <w:b/>
+          <w:bCs/>
+          <w:color w:val="1F2937"/>
+          <w:sz w:val="22"/>
+          <w:szCs w:val="22"/>
+        </w:rPr>
+        <w:t xml:space="preserve"> </w:t>
+      </w:r>
+      <w:r>
+        <w:rPr>
+          <w:b/>
+          <w:bCs/>
+          <w:color w:val="1F2937"/>
+          <w:sz w:val="22"/>
+          <w:szCs w:val="22"/>
+        </w:rPr>
+        <w:t>PENS CENTER</w:t>
+      </w:r>
+      <w:r>
+        <w:rPr>
+          <w:b/>
+          <w:bCs/>
+          <w:color w:val="1F2937"/>
+          <w:sz w:val="22"/>
+          <w:szCs w:val="22"/>
+        </w:rPr>
+        <w:t xml:space="preserve"> (PENS)</w:t>
       </w:r>
     </w:p>
     <w:p>
       <w:pPr>
         <w:spacing w:after="10"/>
-        <w:rPr>
-          <w:lang w:val="sv-SE"/>
-        </w:rPr>
-      </w:pPr>
-      <w:r>
-        <w:rPr>
-          <w:i/>
-          <w:iCs/>
-          <w:color w:val="0F766E"/>
-          <w:lang w:val="sv-SE"/>
-        </w:rPr>
-        <w:t>Komdigi Digitalent · Digital Talent Scholarship 2025 · Teknologi Informasi dan Komunikasi</w:t>
+      </w:pPr>
+      <w:r>
+        <w:rPr>
+          <w:i/>
+          <w:iCs/>
+          <w:color w:val="0F766E"/>
+        </w:rPr>
+        <w:t>Toefl</w:t>
+      </w:r>
+      <w:r>
+        <w:rPr>
+          <w:i/>
+          <w:iCs/>
+          <w:color w:val="0F766E"/>
+        </w:rPr>
+        <w:t xml:space="preserve"> — </w:t>
+      </w:r>
+      <w:r>
+        <w:rPr>
+          <w:i/>
+          <w:iCs/>
+          <w:color w:val="0F766E"/>
+        </w:rPr>
+        <w:t>450</w:t>
       </w:r>
     </w:p>
     <w:p>
       <w:pPr>
         <w:spacing w:after="60"/>
-        <w:rPr>
-          <w:lang w:val="sv-SE"/>
-        </w:rPr>
-      </w:pPr>
-      <w:r>
         <w:rPr>
           <w:color w:val="6B7280"/>
           <w:sz w:val="18"/>
           <w:szCs w:val="18"/>
           <w:lang w:val="sv-SE"/>
         </w:rPr>
-        <w:t>September 2025</w:t>
-      </w:r>
-    </w:p>
-    <w:p>
-      <w:pPr>
-        <w:spacing w:before="160" w:after="20"/>
-        <w:rPr>
-          <w:lang w:val="sv-SE"/>
-        </w:rPr>
-      </w:pPr>
-      <w:r>
-        <w:rPr>
-          <w:b/>
-          <w:bCs/>
-          <w:color w:val="1F2937"/>
-          <w:sz w:val="22"/>
-          <w:szCs w:val="22"/>
-          <w:lang w:val="sv-SE"/>
-        </w:rPr>
-        <w:t>Konsep Pemrograman — Micro Skill</w:t>
-      </w:r>
-    </w:p>
-    <w:p>
-      <w:pPr>
-        <w:spacing w:after="10"/>
-        <w:rPr>
-          <w:lang w:val="sv-SE"/>
-        </w:rPr>
-      </w:pPr>
-      <w:r>
-        <w:rPr>
-          <w:i/>
-          <w:iCs/>
-          <w:color w:val="0F766E"/>
-          <w:lang w:val="sv-SE"/>
-        </w:rPr>
-        <w:t>Komdigi Digitalent · Digital Talent Scholarship 2025 · Teknologi Informasi dan Komunikasi</w:t>
-      </w:r>
-    </w:p>
-    <w:p>
-      <w:pPr>
-        <w:spacing w:after="60"/>
       </w:pPr>
       <w:r>
         <w:rPr>
           <w:color w:val="6B7280"/>
           <w:sz w:val="18"/>
           <w:szCs w:val="18"/>
-        </w:rPr>
-        <w:t>Agustus 2025</w:t>
-      </w:r>
-    </w:p>
-    <w:p>
-      <w:pPr>
-        <w:spacing w:before="160" w:after="20"/>
-      </w:pPr>
-      <w:r>
-        <w:rPr>
-          <w:b/>
-          <w:bCs/>
-          <w:color w:val="1F2937"/>
-          <w:sz w:val="22"/>
-          <w:szCs w:val="22"/>
-        </w:rPr>
-        <w:t>Fundamental Junior Web Developer — Vocational School Graduate Academy</w:t>
-      </w:r>
-    </w:p>
-    <w:p>
-      <w:pPr>
-        <w:spacing w:after="10"/>
-        <w:rPr>
-          <w:lang w:val="sv-SE"/>
-        </w:rPr>
-      </w:pPr>
-      <w:r>
-        <w:rPr>
-          <w:i/>
-          <w:iCs/>
-          <w:color w:val="0F766E"/>
-          <w:lang w:val="sv-SE"/>
-        </w:rPr>
-        <w:t>Komdigi Digitalent · Digital Talent Scholarship 2025 · Teknologi Informasi dan Komunikasi</w:t>
-      </w:r>
-    </w:p>
-    <w:p>
-      <w:pPr>
-        <w:spacing w:after="60"/>
-        <w:rPr>
-          <w:lang w:val="sv-SE"/>
-        </w:rPr>
-      </w:pPr>
+          <w:lang w:val="sv-SE"/>
+        </w:rPr>
+        <w:t xml:space="preserve">July </w:t>
+      </w:r>
       <w:r>
         <w:rPr>
           <w:color w:val="6B7280"/>
@@ -1157,12 +1116,60 @@
           <w:szCs w:val="18"/>
           <w:lang w:val="sv-SE"/>
         </w:rPr>
-        <w:t>Agustus 2025</w:t>
-      </w:r>
-    </w:p>
-    <w:p>
-      <w:pPr>
-        <w:spacing w:before="160" w:after="20"/>
+        <w:t>202</w:t>
+      </w:r>
+      <w:r>
+        <w:rPr>
+          <w:color w:val="6B7280"/>
+          <w:sz w:val="18"/>
+          <w:szCs w:val="18"/>
+          <w:lang w:val="sv-SE"/>
+        </w:rPr>
+        <w:t>6</w:t>
+      </w:r>
+      <w:r>
+        <w:rPr>
+          <w:color w:val="6B7280"/>
+          <w:sz w:val="18"/>
+          <w:szCs w:val="18"/>
+          <w:lang w:val="sv-SE"/>
+        </w:rPr>
+        <w:t xml:space="preserve"> – </w:t>
+      </w:r>
+      <w:r>
+        <w:rPr>
+          <w:color w:val="6B7280"/>
+          <w:sz w:val="18"/>
+          <w:szCs w:val="18"/>
+          <w:lang w:val="sv-SE"/>
+        </w:rPr>
+        <w:t xml:space="preserve">July </w:t>
+      </w:r>
+      <w:r>
+        <w:rPr>
+          <w:color w:val="6B7280"/>
+          <w:sz w:val="18"/>
+          <w:szCs w:val="18"/>
+          <w:lang w:val="sv-SE"/>
+        </w:rPr>
+        <w:t>202</w:t>
+      </w:r>
+      <w:r>
+        <w:rPr>
+          <w:color w:val="6B7280"/>
+          <w:sz w:val="18"/>
+          <w:szCs w:val="18"/>
+          <w:lang w:val="sv-SE"/>
+        </w:rPr>
+        <w:t>8</w:t>
+      </w:r>
+    </w:p>
+    <w:p>
+      <w:pPr>
+        <w:pBdr>
+          <w:bottom w:val="single" w:sz="8" w:space="2" w:color="0F766E"/>
+        </w:pBdr>
+        <w:spacing w:before="300" w:after="120"/>
         <w:rPr>
           <w:lang w:val="sv-SE"/>
         </w:rPr>
@@ -1171,12 +1178,178 @@
         <w:rPr>
           <w:b/>
           <w:bCs/>
-          <w:color w:val="1F2937"/>
+          <w:color w:val="0F766E"/>
           <w:sz w:val="22"/>
           <w:szCs w:val="22"/>
           <w:lang w:val="sv-SE"/>
         </w:rPr>
+        <w:t>PELATIHAN</w:t>
+      </w:r>
+    </w:p>
+    <w:p>
+      <w:pPr>
+        <w:spacing w:before="160" w:after="20"/>
+      </w:pPr>
+      <w:r>
+        <w:rPr>
+          <w:b/>
+          <w:bCs/>
+          <w:color w:val="1F2937"/>
+          <w:sz w:val="22"/>
+          <w:szCs w:val="22"/>
+        </w:rPr>
+        <w:t>Intermediate Junior Web Developer — Vocational School Graduate Academy</w:t>
+      </w:r>
+    </w:p>
+    <w:p>
+      <w:pPr>
+        <w:spacing w:after="10"/>
+        <w:rPr>
+          <w:lang w:val="sv-SE"/>
+        </w:rPr>
+      </w:pPr>
+      <w:r>
+        <w:rPr>
+          <w:i/>
+          <w:iCs/>
+          <w:color w:val="0F766E"/>
+          <w:lang w:val="sv-SE"/>
+        </w:rPr>
+        <w:t>Komdigi Digitalent · Digital Talent Scholarship 2025 · Teknologi Informasi dan Komunikasi</w:t>
+      </w:r>
+    </w:p>
+    <w:p>
+      <w:pPr>
+        <w:spacing w:after="60"/>
+        <w:rPr>
+          <w:lang w:val="sv-SE"/>
+        </w:rPr>
+      </w:pPr>
+      <w:r>
+        <w:rPr>
+          <w:color w:val="6B7280"/>
+          <w:sz w:val="18"/>
+          <w:szCs w:val="18"/>
+          <w:lang w:val="sv-SE"/>
+        </w:rPr>
+        <w:t>September 2025</w:t>
+      </w:r>
+    </w:p>
+    <w:p>
+      <w:pPr>
+        <w:spacing w:before="160" w:after="20"/>
+        <w:rPr>
+          <w:lang w:val="sv-SE"/>
+        </w:rPr>
+      </w:pPr>
+      <w:r>
+        <w:rPr>
+          <w:b/>
+          <w:bCs/>
+          <w:color w:val="1F2937"/>
+          <w:sz w:val="22"/>
+          <w:szCs w:val="22"/>
+          <w:lang w:val="sv-SE"/>
+        </w:rPr>
+        <w:t>Konsep Pemrograman — Micro Skill</w:t>
+      </w:r>
+    </w:p>
+    <w:p>
+      <w:pPr>
+        <w:spacing w:after="10"/>
+        <w:rPr>
+          <w:lang w:val="sv-SE"/>
+        </w:rPr>
+      </w:pPr>
+      <w:r>
+        <w:rPr>
+          <w:i/>
+          <w:iCs/>
+          <w:color w:val="0F766E"/>
+          <w:lang w:val="sv-SE"/>
+        </w:rPr>
         <w:lastRenderedPageBreak/>
+        <w:t>Komdigi Digitalent · Digital Talent Scholarship 2025 · Teknologi Informasi dan Komunikasi</w:t>
+      </w:r>
+    </w:p>
+    <w:p>
+      <w:pPr>
+        <w:spacing w:after="60"/>
+      </w:pPr>
+      <w:r>
+        <w:rPr>
+          <w:color w:val="6B7280"/>
+          <w:sz w:val="18"/>
+          <w:szCs w:val="18"/>
+        </w:rPr>
+        <w:t>Agustus 2025</w:t>
+      </w:r>
+    </w:p>
+    <w:p>
+      <w:pPr>
+        <w:spacing w:before="160" w:after="20"/>
+      </w:pPr>
+      <w:r>
+        <w:rPr>
+          <w:b/>
+          <w:bCs/>
+          <w:color w:val="1F2937"/>
+          <w:sz w:val="22"/>
+          <w:szCs w:val="22"/>
+        </w:rPr>
+        <w:t>Fundamental Junior Web Developer — Vocational School Graduate Academy</w:t>
+      </w:r>
+    </w:p>
+    <w:p>
+      <w:pPr>
+        <w:spacing w:after="10"/>
+        <w:rPr>
+          <w:lang w:val="sv-SE"/>
+        </w:rPr>
+      </w:pPr>
+      <w:r>
+        <w:rPr>
+          <w:i/>
+          <w:iCs/>
+          <w:color w:val="0F766E"/>
+          <w:lang w:val="sv-SE"/>
+        </w:rPr>
+        <w:t>Komdigi Digitalent · Digital Talent Scholarship 2025 · Teknologi Informasi dan Komunikasi</w:t>
+      </w:r>
+    </w:p>
+    <w:p>
+      <w:pPr>
+        <w:spacing w:after="60"/>
+        <w:rPr>
+          <w:lang w:val="sv-SE"/>
+        </w:rPr>
+      </w:pPr>
+      <w:r>
+        <w:rPr>
+          <w:color w:val="6B7280"/>
+          <w:sz w:val="18"/>
+          <w:szCs w:val="18"/>
+          <w:lang w:val="sv-SE"/>
+        </w:rPr>
+        <w:t>Agustus 2025</w:t>
+      </w:r>
+    </w:p>
+    <w:p>
+      <w:pPr>
+        <w:spacing w:before="160" w:after="20"/>
+        <w:rPr>
+          <w:lang w:val="sv-SE"/>
+        </w:rPr>
+      </w:pPr>
+      <w:r>
+        <w:rPr>
+          <w:b/>
+          <w:bCs/>
+          <w:color w:val="1F2937"/>
+          <w:sz w:val="22"/>
+          <w:szCs w:val="22"/>
+          <w:lang w:val="sv-SE"/>
+        </w:rPr>
         <w:t>Pivot Table</w:t>
       </w:r>
     </w:p>

--- a/public/downloads/CV-Muhammad-Abi-Dafa-Afandi.docx
+++ b/public/downloads/CV-Muhammad-Abi-Dafa-Afandi.docx
@@ -360,61 +360,7 @@
           <w:iCs/>
           <w:color w:val="0F766E"/>
         </w:rPr>
-        <w:t xml:space="preserve">KF Beauty — </w:t>
-      </w:r>
-      <w:proofErr w:type="spellStart"/>
-      <w:r>
-        <w:rPr>
-          <w:i/>
-          <w:iCs/>
-          <w:color w:val="0F766E"/>
-        </w:rPr>
-        <w:t>Sukorejo</w:t>
-      </w:r>
-      <w:proofErr w:type="spellEnd"/>
-      <w:r>
-        <w:rPr>
-          <w:i/>
-          <w:iCs/>
-          <w:color w:val="0F766E"/>
-        </w:rPr>
-        <w:t xml:space="preserve">, </w:t>
-      </w:r>
-      <w:proofErr w:type="spellStart"/>
-      <w:r>
-        <w:rPr>
-          <w:i/>
-          <w:iCs/>
-          <w:color w:val="0F766E"/>
-        </w:rPr>
-        <w:t>Lamongan</w:t>
-      </w:r>
-      <w:proofErr w:type="spellEnd"/>
-      <w:r>
-        <w:rPr>
-          <w:i/>
-          <w:iCs/>
-          <w:color w:val="0F766E"/>
-        </w:rPr>
-        <w:t xml:space="preserve">, </w:t>
-      </w:r>
-      <w:proofErr w:type="spellStart"/>
-      <w:r>
-        <w:rPr>
-          <w:i/>
-          <w:iCs/>
-          <w:color w:val="0F766E"/>
-        </w:rPr>
-        <w:t>Kab</w:t>
-      </w:r>
-      <w:proofErr w:type="spellEnd"/>
-      <w:r>
-        <w:rPr>
-          <w:i/>
-          <w:iCs/>
-          <w:color w:val="0F766E"/>
-        </w:rPr>
-        <w:t xml:space="preserve">. </w:t>
+        <w:t xml:space="preserve">KF Beauty — Sukorejo, Lamongan, Kab. </w:t>
       </w:r>
       <w:r>
         <w:rPr>
@@ -472,131 +418,11 @@
         </w:numPr>
         <w:spacing w:after="40"/>
       </w:pPr>
-      <w:proofErr w:type="spellStart"/>
-      <w:r>
-        <w:rPr>
-          <w:color w:val="1F2937"/>
-        </w:rPr>
-        <w:t>Melakukan</w:t>
-      </w:r>
-      <w:proofErr w:type="spellEnd"/>
-      <w:r>
-        <w:rPr>
-          <w:color w:val="1F2937"/>
-        </w:rPr>
-        <w:t xml:space="preserve"> </w:t>
-      </w:r>
-      <w:proofErr w:type="spellStart"/>
-      <w:r>
-        <w:rPr>
-          <w:color w:val="1F2937"/>
-        </w:rPr>
-        <w:t>penataan</w:t>
-      </w:r>
-      <w:proofErr w:type="spellEnd"/>
-      <w:r>
-        <w:rPr>
-          <w:color w:val="1F2937"/>
-        </w:rPr>
-        <w:t xml:space="preserve"> dan </w:t>
-      </w:r>
-      <w:proofErr w:type="spellStart"/>
-      <w:r>
-        <w:rPr>
-          <w:color w:val="1F2937"/>
-        </w:rPr>
-        <w:t>penyimpanan</w:t>
-      </w:r>
-      <w:proofErr w:type="spellEnd"/>
-      <w:r>
-        <w:rPr>
-          <w:color w:val="1F2937"/>
-        </w:rPr>
-        <w:t xml:space="preserve"> </w:t>
-      </w:r>
-      <w:proofErr w:type="spellStart"/>
-      <w:r>
-        <w:rPr>
-          <w:color w:val="1F2937"/>
-        </w:rPr>
-        <w:t>stok</w:t>
-      </w:r>
-      <w:proofErr w:type="spellEnd"/>
-      <w:r>
-        <w:rPr>
-          <w:color w:val="1F2937"/>
-        </w:rPr>
-        <w:t xml:space="preserve">, packing, </w:t>
-      </w:r>
-      <w:proofErr w:type="spellStart"/>
-      <w:r>
-        <w:rPr>
-          <w:color w:val="1F2937"/>
-        </w:rPr>
-        <w:t>serta</w:t>
-      </w:r>
-      <w:proofErr w:type="spellEnd"/>
-      <w:r>
-        <w:rPr>
-          <w:color w:val="1F2937"/>
-        </w:rPr>
-        <w:t xml:space="preserve"> </w:t>
-      </w:r>
-      <w:proofErr w:type="spellStart"/>
-      <w:r>
-        <w:rPr>
-          <w:color w:val="1F2937"/>
-        </w:rPr>
-        <w:t>persiapan</w:t>
-      </w:r>
-      <w:proofErr w:type="spellEnd"/>
-      <w:r>
-        <w:rPr>
-          <w:color w:val="1F2937"/>
-        </w:rPr>
-        <w:t xml:space="preserve"> </w:t>
-      </w:r>
-      <w:proofErr w:type="spellStart"/>
-      <w:r>
-        <w:rPr>
-          <w:color w:val="1F2937"/>
-        </w:rPr>
-        <w:t>barang</w:t>
-      </w:r>
-      <w:proofErr w:type="spellEnd"/>
-      <w:r>
-        <w:rPr>
-          <w:color w:val="1F2937"/>
-        </w:rPr>
-        <w:t xml:space="preserve"> </w:t>
-      </w:r>
-      <w:proofErr w:type="spellStart"/>
-      <w:r>
-        <w:rPr>
-          <w:color w:val="1F2937"/>
-        </w:rPr>
-        <w:t>untuk</w:t>
-      </w:r>
-      <w:proofErr w:type="spellEnd"/>
-      <w:r>
-        <w:rPr>
-          <w:color w:val="1F2937"/>
-        </w:rPr>
-        <w:t xml:space="preserve"> </w:t>
-      </w:r>
-      <w:proofErr w:type="spellStart"/>
-      <w:r>
-        <w:rPr>
-          <w:color w:val="1F2937"/>
-        </w:rPr>
-        <w:t>distribusi</w:t>
-      </w:r>
-      <w:proofErr w:type="spellEnd"/>
-      <w:r>
-        <w:rPr>
-          <w:color w:val="1F2937"/>
-        </w:rPr>
-        <w:t>.</w:t>
+      <w:r>
+        <w:rPr>
+          <w:color w:val="1F2937"/>
+        </w:rPr>
+        <w:t>Melakukan penataan dan penyimpanan stok, packing, serta persiapan barang untuk distribusi.</w:t>
       </w:r>
     </w:p>
     <w:p>
@@ -638,100 +464,26 @@
       <w:pPr>
         <w:spacing w:after="10"/>
       </w:pPr>
-      <w:proofErr w:type="spellStart"/>
       <w:r>
         <w:rPr>
           <w:i/>
           <w:iCs/>
           <w:color w:val="0F766E"/>
         </w:rPr>
-        <w:t>Shopeemall</w:t>
-      </w:r>
-      <w:proofErr w:type="spellEnd"/>
-      <w:r>
-        <w:rPr>
-          <w:i/>
-          <w:iCs/>
-          <w:color w:val="0F766E"/>
-        </w:rPr>
-        <w:t xml:space="preserve"> — </w:t>
-      </w:r>
-      <w:proofErr w:type="spellStart"/>
-      <w:r>
-        <w:rPr>
-          <w:i/>
-          <w:iCs/>
-          <w:color w:val="0F766E"/>
-        </w:rPr>
-        <w:t>Tambak</w:t>
-      </w:r>
-      <w:proofErr w:type="spellEnd"/>
-      <w:r>
-        <w:rPr>
-          <w:i/>
-          <w:iCs/>
-          <w:color w:val="0F766E"/>
-        </w:rPr>
-        <w:t xml:space="preserve"> </w:t>
-      </w:r>
-      <w:proofErr w:type="spellStart"/>
-      <w:r>
-        <w:rPr>
-          <w:i/>
-          <w:iCs/>
-          <w:color w:val="0F766E"/>
-        </w:rPr>
-        <w:t>Osowilangun</w:t>
-      </w:r>
-      <w:proofErr w:type="spellEnd"/>
-      <w:r>
-        <w:rPr>
-          <w:i/>
-          <w:iCs/>
-          <w:color w:val="0F766E"/>
-        </w:rPr>
-        <w:t xml:space="preserve">, </w:t>
-      </w:r>
-      <w:proofErr w:type="spellStart"/>
-      <w:r>
-        <w:rPr>
-          <w:i/>
-          <w:iCs/>
-          <w:color w:val="0F766E"/>
-        </w:rPr>
-        <w:t>Benowo</w:t>
-      </w:r>
-      <w:proofErr w:type="spellEnd"/>
-      <w:r>
-        <w:rPr>
-          <w:i/>
-          <w:iCs/>
-          <w:color w:val="0F766E"/>
-        </w:rPr>
-        <w:t>, Kota Surabaya, Jawa Timur</w:t>
+        <w:t>Shopeemall — Tambak Osowilangun, Benowo, Kota Surabaya, Jawa Timur</w:t>
       </w:r>
     </w:p>
     <w:p>
       <w:pPr>
         <w:spacing w:after="60"/>
       </w:pPr>
-      <w:proofErr w:type="spellStart"/>
       <w:r>
         <w:rPr>
           <w:color w:val="6B7280"/>
           <w:sz w:val="18"/>
           <w:szCs w:val="18"/>
         </w:rPr>
-        <w:t>Desember</w:t>
-      </w:r>
-      <w:proofErr w:type="spellEnd"/>
-      <w:r>
-        <w:rPr>
-          <w:color w:val="6B7280"/>
-          <w:sz w:val="18"/>
-          <w:szCs w:val="18"/>
-        </w:rPr>
-        <w:t xml:space="preserve"> 2024 – Maret 2026</w:t>
+        <w:t>Desember 2024 – Maret 2026</w:t>
       </w:r>
     </w:p>
     <w:p>
@@ -743,145 +495,11 @@
         </w:numPr>
         <w:spacing w:after="40"/>
       </w:pPr>
-      <w:proofErr w:type="spellStart"/>
-      <w:r>
-        <w:rPr>
-          <w:color w:val="1F2937"/>
-        </w:rPr>
-        <w:t>Bertanggung</w:t>
-      </w:r>
-      <w:proofErr w:type="spellEnd"/>
-      <w:r>
-        <w:rPr>
-          <w:color w:val="1F2937"/>
-        </w:rPr>
-        <w:t xml:space="preserve"> </w:t>
-      </w:r>
-      <w:proofErr w:type="spellStart"/>
-      <w:r>
-        <w:rPr>
-          <w:color w:val="1F2937"/>
-        </w:rPr>
-        <w:t>jawab</w:t>
-      </w:r>
-      <w:proofErr w:type="spellEnd"/>
-      <w:r>
-        <w:rPr>
-          <w:color w:val="1F2937"/>
-        </w:rPr>
-        <w:t xml:space="preserve"> </w:t>
-      </w:r>
-      <w:proofErr w:type="spellStart"/>
-      <w:r>
-        <w:rPr>
-          <w:color w:val="1F2937"/>
-        </w:rPr>
-        <w:t>dalam</w:t>
-      </w:r>
-      <w:proofErr w:type="spellEnd"/>
-      <w:r>
-        <w:rPr>
-          <w:color w:val="1F2937"/>
-        </w:rPr>
-        <w:t xml:space="preserve"> proses </w:t>
-      </w:r>
-      <w:proofErr w:type="spellStart"/>
-      <w:r>
-        <w:rPr>
-          <w:color w:val="1F2937"/>
-        </w:rPr>
-        <w:t>operasional</w:t>
-      </w:r>
-      <w:proofErr w:type="spellEnd"/>
-      <w:r>
-        <w:rPr>
-          <w:color w:val="1F2937"/>
-        </w:rPr>
-        <w:t xml:space="preserve"> </w:t>
-      </w:r>
-      <w:proofErr w:type="spellStart"/>
-      <w:r>
-        <w:rPr>
-          <w:color w:val="1F2937"/>
-        </w:rPr>
-        <w:t>gudang</w:t>
-      </w:r>
-      <w:proofErr w:type="spellEnd"/>
-      <w:r>
-        <w:rPr>
-          <w:color w:val="1F2937"/>
-        </w:rPr>
-        <w:t xml:space="preserve"> </w:t>
-      </w:r>
-      <w:proofErr w:type="spellStart"/>
-      <w:r>
-        <w:rPr>
-          <w:color w:val="1F2937"/>
-        </w:rPr>
-        <w:t>meliputi</w:t>
-      </w:r>
-      <w:proofErr w:type="spellEnd"/>
-      <w:r>
-        <w:rPr>
-          <w:color w:val="1F2937"/>
-        </w:rPr>
-        <w:t xml:space="preserve"> </w:t>
-      </w:r>
-      <w:proofErr w:type="spellStart"/>
-      <w:r>
-        <w:rPr>
-          <w:color w:val="1F2937"/>
-        </w:rPr>
-        <w:t>pengecekan</w:t>
-      </w:r>
-      <w:proofErr w:type="spellEnd"/>
-      <w:r>
-        <w:rPr>
-          <w:color w:val="1F2937"/>
-        </w:rPr>
-        <w:t xml:space="preserve">, </w:t>
-      </w:r>
-      <w:proofErr w:type="spellStart"/>
-      <w:r>
-        <w:rPr>
-          <w:color w:val="1F2937"/>
-        </w:rPr>
-        <w:t>penyortiran</w:t>
-      </w:r>
-      <w:proofErr w:type="spellEnd"/>
-      <w:r>
-        <w:rPr>
-          <w:color w:val="1F2937"/>
-        </w:rPr>
-        <w:t xml:space="preserve">, </w:t>
-      </w:r>
-      <w:proofErr w:type="spellStart"/>
-      <w:r>
-        <w:rPr>
-          <w:color w:val="1F2937"/>
-        </w:rPr>
-        <w:t>penataan</w:t>
-      </w:r>
-      <w:proofErr w:type="spellEnd"/>
-      <w:r>
-        <w:rPr>
-          <w:color w:val="1F2937"/>
-        </w:rPr>
-        <w:t xml:space="preserve">, picking, dan packing </w:t>
-      </w:r>
-      <w:proofErr w:type="spellStart"/>
-      <w:r>
-        <w:rPr>
-          <w:color w:val="1F2937"/>
-        </w:rPr>
-        <w:t>barang</w:t>
-      </w:r>
-      <w:proofErr w:type="spellEnd"/>
-      <w:r>
-        <w:rPr>
-          <w:color w:val="1F2937"/>
-        </w:rPr>
-        <w:t>.</w:t>
+      <w:r>
+        <w:rPr>
+          <w:color w:val="1F2937"/>
+        </w:rPr>
+        <w:t>Bertanggung jawab dalam proses operasional gudang meliputi pengecekan, penyortiran, penataan, picking, dan packing barang.</w:t>
       </w:r>
     </w:p>
     <w:p>
@@ -948,32 +566,18 @@
     <w:p>
       <w:pPr>
         <w:spacing w:after="10"/>
+        <w:rPr>
+          <w:lang w:val="sv-SE"/>
+        </w:rPr>
       </w:pPr>
       <w:r>
         <w:rPr>
           <w:i/>
           <w:iCs/>
           <w:color w:val="0F766E"/>
-        </w:rPr>
-        <w:t xml:space="preserve">D3 Teknik </w:t>
-      </w:r>
-      <w:proofErr w:type="spellStart"/>
-      <w:r>
-        <w:rPr>
-          <w:i/>
-          <w:iCs/>
-          <w:color w:val="0F766E"/>
-        </w:rPr>
-        <w:t>Informatika</w:t>
-      </w:r>
-      <w:proofErr w:type="spellEnd"/>
-      <w:r>
-        <w:rPr>
-          <w:i/>
-          <w:iCs/>
-          <w:color w:val="0F766E"/>
-        </w:rPr>
-        <w:t xml:space="preserve"> — IPK 3.47</w:t>
+          <w:lang w:val="sv-SE"/>
+        </w:rPr>
+        <w:t>D3 Teknik Informatika — IPK 3.47</w:t>
       </w:r>
     </w:p>
     <w:p>
@@ -983,6 +587,7 @@
           <w:color w:val="6B7280"/>
           <w:sz w:val="18"/>
           <w:szCs w:val="18"/>
+          <w:lang w:val="sv-SE"/>
         </w:rPr>
       </w:pPr>
       <w:r>
@@ -990,6 +595,7 @@
           <w:color w:val="6B7280"/>
           <w:sz w:val="18"/>
           <w:szCs w:val="18"/>
+          <w:lang w:val="sv-SE"/>
         </w:rPr>
         <w:t>2023 – 2026</w:t>
       </w:r>
@@ -1013,12 +619,15 @@
           <w:szCs w:val="22"/>
           <w:lang w:val="sv-SE"/>
         </w:rPr>
-        <w:t>PELATIHAN</w:t>
+        <w:t>SERTIFIKASI</w:t>
       </w:r>
     </w:p>
     <w:p>
       <w:pPr>
         <w:spacing w:before="160" w:after="20"/>
+        <w:rPr>
+          <w:lang w:val="sv-SE"/>
+        </w:rPr>
       </w:pPr>
       <w:r>
         <w:rPr>
@@ -1027,38 +636,9 @@
           <w:color w:val="1F2937"/>
           <w:sz w:val="22"/>
           <w:szCs w:val="22"/>
-        </w:rPr>
-        <w:t>PLCC</w:t>
-      </w:r>
-      <w:r>
-        <w:rPr>
-          <w:b/>
-          <w:bCs/>
-          <w:color w:val="1F2937"/>
-          <w:sz w:val="22"/>
-          <w:szCs w:val="22"/>
-        </w:rPr>
-        <w:t xml:space="preserve"> </w:t>
-      </w:r>
-      <w:r>
-        <w:rPr>
-          <w:b/>
-          <w:bCs/>
-          <w:color w:val="1F2937"/>
-          <w:sz w:val="22"/>
-          <w:szCs w:val="22"/>
-        </w:rPr>
-        <w:t>PENS CENTER</w:t>
-      </w:r>
-      <w:r>
-        <w:rPr>
-          <w:b/>
-          <w:bCs/>
-          <w:color w:val="1F2937"/>
-          <w:sz w:val="22"/>
-          <w:szCs w:val="22"/>
-        </w:rPr>
-        <w:t xml:space="preserve"> (PENS)</w:t>
+          <w:lang w:val="sv-SE"/>
+        </w:rPr>
+        <w:t>PLCC PENS CENTER (PENS)</w:t>
       </w:r>
     </w:p>
     <w:p>
@@ -1071,23 +651,7 @@
           <w:iCs/>
           <w:color w:val="0F766E"/>
         </w:rPr>
-        <w:t>Toefl</w:t>
-      </w:r>
-      <w:r>
-        <w:rPr>
-          <w:i/>
-          <w:iCs/>
-          <w:color w:val="0F766E"/>
-        </w:rPr>
-        <w:t xml:space="preserve"> — </w:t>
-      </w:r>
-      <w:r>
-        <w:rPr>
-          <w:i/>
-          <w:iCs/>
-          <w:color w:val="0F766E"/>
-        </w:rPr>
-        <w:t>450</w:t>
+        <w:t>Toefl — 450</w:t>
       </w:r>
     </w:p>
     <w:p>
@@ -1097,7 +661,6 @@
           <w:color w:val="6B7280"/>
           <w:sz w:val="18"/>
           <w:szCs w:val="18"/>
-          <w:lang w:val="sv-SE"/>
         </w:rPr>
       </w:pPr>
       <w:r>
@@ -1105,63 +668,8 @@
           <w:color w:val="6B7280"/>
           <w:sz w:val="18"/>
           <w:szCs w:val="18"/>
-          <w:lang w:val="sv-SE"/>
-        </w:rPr>
-        <w:t xml:space="preserve">July </w:t>
-      </w:r>
-      <w:r>
-        <w:rPr>
-          <w:color w:val="6B7280"/>
-          <w:sz w:val="18"/>
-          <w:szCs w:val="18"/>
-          <w:lang w:val="sv-SE"/>
-        </w:rPr>
-        <w:t>202</w:t>
-      </w:r>
-      <w:r>
-        <w:rPr>
-          <w:color w:val="6B7280"/>
-          <w:sz w:val="18"/>
-          <w:szCs w:val="18"/>
-          <w:lang w:val="sv-SE"/>
-        </w:rPr>
-        <w:t>6</w:t>
-      </w:r>
-      <w:r>
-        <w:rPr>
-          <w:color w:val="6B7280"/>
-          <w:sz w:val="18"/>
-          <w:szCs w:val="18"/>
-          <w:lang w:val="sv-SE"/>
-        </w:rPr>
-        <w:t xml:space="preserve"> – </w:t>
-      </w:r>
-      <w:r>
-        <w:rPr>
-          <w:color w:val="6B7280"/>
-          <w:sz w:val="18"/>
-          <w:szCs w:val="18"/>
-          <w:lang w:val="sv-SE"/>
-        </w:rPr>
-        <w:t xml:space="preserve">July </w:t>
-      </w:r>
-      <w:r>
-        <w:rPr>
-          <w:color w:val="6B7280"/>
-          <w:sz w:val="18"/>
-          <w:szCs w:val="18"/>
-          <w:lang w:val="sv-SE"/>
-        </w:rPr>
-        <w:t>202</w:t>
-      </w:r>
-      <w:r>
-        <w:rPr>
-          <w:color w:val="6B7280"/>
-          <w:sz w:val="18"/>
-          <w:szCs w:val="18"/>
-          <w:lang w:val="sv-SE"/>
-        </w:rPr>
-        <w:t>8</w:t>
+        </w:rPr>
+        <w:t>July 2026 – July 2028</w:t>
       </w:r>
     </w:p>
     <w:p>
@@ -1170,9 +678,6 @@
           <w:bottom w:val="single" w:sz="8" w:space="2" w:color="0F766E"/>
         </w:pBdr>
         <w:spacing w:before="300" w:after="120"/>
-        <w:rPr>
-          <w:lang w:val="sv-SE"/>
-        </w:rPr>
       </w:pPr>
       <w:r>
         <w:rPr>
@@ -1181,7 +686,6 @@
           <w:color w:val="0F766E"/>
           <w:sz w:val="22"/>
           <w:szCs w:val="22"/>
-          <w:lang w:val="sv-SE"/>
         </w:rPr>
         <w:t>PELATIHAN</w:t>
       </w:r>

--- a/public/downloads/CV-Muhammad-Abi-Dafa-Afandi.docx
+++ b/public/downloads/CV-Muhammad-Abi-Dafa-Afandi.docx
@@ -1,27 +1,39 @@
 
 <file path=word/document.xml><?xml version="1.0" encoding="utf-8"?>
-<w:document xmlns:wpc="http://schemas.microsoft.com/office/word/2010/wordprocessingCanvas" xmlns:mc="http://schemas.openxmlformats.org/markup-compatibility/2006" xmlns:o="urn:schemas-microsoft-com:office:office" xmlns:r="http://schemas.openxmlformats.org/officeDocument/2006/relationships" xmlns:m="http://schemas.openxmlformats.org/officeDocument/2006/math" xmlns:v="urn:schemas-microsoft-com:vml" xmlns:wp14="http://schemas.microsoft.com/office/word/2010/wordprocessingDrawing" xmlns:wp="http://schemas.openxmlformats.org/drawingml/2006/wordprocessingDrawing" xmlns:w10="urn:schemas-microsoft-com:office:word" xmlns:w="http://schemas.openxmlformats.org/wordprocessingml/2006/main" xmlns:w14="http://schemas.microsoft.com/office/word/2010/wordml" xmlns:w15="http://schemas.microsoft.com/office/word/2012/wordml" xmlns:wpg="http://schemas.microsoft.com/office/word/2010/wordprocessingGroup" xmlns:wpi="http://schemas.microsoft.com/office/word/2010/wordprocessingInk" xmlns:wne="http://schemas.microsoft.com/office/word/2006/wordml" xmlns:wps="http://schemas.microsoft.com/office/word/2010/wordprocessingShape" xmlns:cx="http://schemas.microsoft.com/office/drawing/2014/chartex" xmlns:cx1="http://schemas.microsoft.com/office/drawing/2015/9/8/chartex" xmlns:cx2="http://schemas.microsoft.com/office/drawing/2015/10/21/chartex" xmlns:cx3="http://schemas.microsoft.com/office/drawing/2016/5/9/chartex" xmlns:cx4="http://schemas.microsoft.com/office/drawing/2016/5/10/chartex" xmlns:cx5="http://schemas.microsoft.com/office/drawing/2016/5/11/chartex" xmlns:cx6="http://schemas.microsoft.com/office/drawing/2016/5/12/chartex" xmlns:cx7="http://schemas.microsoft.com/office/drawing/2016/5/13/chartex" xmlns:cx8="http://schemas.microsoft.com/office/drawing/2016/5/14/chartex" xmlns:aink="http://schemas.microsoft.com/office/drawing/2016/ink" xmlns:am3d="http://schemas.microsoft.com/office/drawing/2017/model3d" xmlns:w16cex="http://schemas.microsoft.com/office/word/2018/wordml/cex" xmlns:w16cid="http://schemas.microsoft.com/office/word/2016/wordml/cid" xmlns:w16="http://schemas.microsoft.com/office/word/2018/wordml" xmlns:w16sdtdh="http://schemas.microsoft.com/office/word/2020/wordml/sdtdatahash" xmlns:w16se="http://schemas.microsoft.com/office/word/2015/wordml/symex" mc:Ignorable="w14 w15 wp14">
+<w:document xmlns:wpc="http://schemas.microsoft.com/office/word/2010/wordprocessingCanvas" xmlns:cx="http://schemas.microsoft.com/office/drawing/2014/chartex" xmlns:cx1="http://schemas.microsoft.com/office/drawing/2015/9/8/chartex" xmlns:cx2="http://schemas.microsoft.com/office/drawing/2015/10/21/chartex" xmlns:cx3="http://schemas.microsoft.com/office/drawing/2016/5/9/chartex" xmlns:cx4="http://schemas.microsoft.com/office/drawing/2016/5/10/chartex" xmlns:cx5="http://schemas.microsoft.com/office/drawing/2016/5/11/chartex" xmlns:cx6="http://schemas.microsoft.com/office/drawing/2016/5/12/chartex" xmlns:cx7="http://schemas.microsoft.com/office/drawing/2016/5/13/chartex" xmlns:cx8="http://schemas.microsoft.com/office/drawing/2016/5/14/chartex" xmlns:mc="http://schemas.openxmlformats.org/markup-compatibility/2006" xmlns:aink="http://schemas.microsoft.com/office/drawing/2016/ink" xmlns:am3d="http://schemas.microsoft.com/office/drawing/2017/model3d" xmlns:o="urn:schemas-microsoft-com:office:office" xmlns:oel="http://schemas.microsoft.com/office/2019/extlst" xmlns:r="http://schemas.openxmlformats.org/officeDocument/2006/relationships" xmlns:m="http://schemas.openxmlformats.org/officeDocument/2006/math" xmlns:v="urn:schemas-microsoft-com:vml" xmlns:wp14="http://schemas.microsoft.com/office/word/2010/wordprocessingDrawing" xmlns:wp="http://schemas.openxmlformats.org/drawingml/2006/wordprocessingDrawing" xmlns:w10="urn:schemas-microsoft-com:office:word" xmlns:w="http://schemas.openxmlformats.org/wordprocessingml/2006/main" xmlns:w14="http://schemas.microsoft.com/office/word/2010/wordml" xmlns:w15="http://schemas.microsoft.com/office/word/2012/wordml" xmlns:w16cex="http://schemas.microsoft.com/office/word/2018/wordml/cex" xmlns:w16cid="http://schemas.microsoft.com/office/word/2016/wordml/cid" xmlns:w16="http://schemas.microsoft.com/office/word/2018/wordml" xmlns:w16du="http://schemas.microsoft.com/office/word/2023/wordml/word16du" xmlns:w16sdtdh="http://schemas.microsoft.com/office/word/2020/wordml/sdtdatahash" xmlns:w16sdtfl="http://schemas.microsoft.com/office/word/2024/wordml/sdtformatlock" xmlns:w16se="http://schemas.microsoft.com/office/word/2015/wordml/symex" xmlns:wpg="http://schemas.microsoft.com/office/word/2010/wordprocessingGroup" xmlns:wpi="http://schemas.microsoft.com/office/word/2010/wordprocessingInk" xmlns:wne="http://schemas.microsoft.com/office/word/2006/wordml" xmlns:wps="http://schemas.microsoft.com/office/word/2010/wordprocessingShape" mc:Ignorable="w14 w15 w16se w16cid w16 w16cex w16sdtdh w16sdtfl w16du wp14">
+  <w:background w:color="FFFFFF" w:themeColor="text1"/>
   <w:body>
     <w:tbl>
       <w:tblPr>
-        <w:tblW w:type="pct" w:w="100%"/>
+        <w:tblW w:w="5000" w:type="pct"/>
         <w:tblBorders>
-          <w:top w:val="none" w:color="FFFFFF" w:sz="0"/>
-          <w:left w:val="none" w:color="FFFFFF" w:sz="0"/>
-          <w:bottom w:val="none" w:color="FFFFFF" w:sz="0"/>
-          <w:right w:val="none" w:color="FFFFFF" w:sz="0"/>
-          <w:insideH w:val="none" w:color="FFFFFF" w:sz="0"/>
-          <w:insideV w:val="none" w:color="FFFFFF" w:sz="0"/>
+          <w:top w:val="none" w:sz="0" w:space="0" w:color="FFFFFF"/>
+          <w:left w:val="none" w:sz="0" w:space="0" w:color="FFFFFF"/>
+          <w:bottom w:val="none" w:sz="0" w:space="0" w:color="FFFFFF"/>
+          <w:right w:val="none" w:sz="0" w:space="0" w:color="FFFFFF"/>
+          <w:insideH w:val="none" w:sz="0" w:space="0" w:color="FFFFFF"/>
+          <w:insideV w:val="none" w:sz="0" w:space="0" w:color="FFFFFF"/>
         </w:tblBorders>
+        <w:tblCellMar>
+          <w:left w:w="10" w:type="dxa"/>
+          <w:right w:w="10" w:type="dxa"/>
+        </w:tblCellMar>
+        <w:tblLook w:val="0000" w:firstRow="0" w:lastRow="0" w:firstColumn="0" w:lastColumn="0" w:noHBand="0" w:noVBand="0"/>
       </w:tblPr>
       <w:tblGrid>
-        <w:gridCol w:w="7200"/>
-        <w:gridCol w:w="2200"/>
+        <w:gridCol w:w="7741"/>
+        <w:gridCol w:w="2365"/>
       </w:tblGrid>
       <w:tr>
+        <w:tblPrEx>
+          <w:tblCellMar>
+            <w:top w:w="0" w:type="dxa"/>
+            <w:bottom w:w="0" w:type="dxa"/>
+          </w:tblCellMar>
+        </w:tblPrEx>
         <w:tc>
           <w:tcPr>
-            <w:tcW w:type="dxa" w:w="7200"/>
+            <w:tcW w:w="7200" w:type="dxa"/>
           </w:tcPr>
           <w:p>
             <w:r>
@@ -32,12 +44,12 @@
                 <w:sz w:val="34"/>
                 <w:szCs w:val="34"/>
               </w:rPr>
-              <w:t xml:space="preserve">MUHAMMAD ABI DAFA AFANDI</w:t>
+              <w:t>MUHAMMAD ABI DAFA AFANDI</w:t>
             </w:r>
           </w:p>
           <w:p>
             <w:pPr>
-              <w:spacing w:after="100" w:before="40"/>
+              <w:spacing w:before="40" w:after="100"/>
             </w:pPr>
             <w:r>
               <w:rPr>
@@ -47,47 +59,120 @@
                 <w:sz w:val="22"/>
                 <w:szCs w:val="22"/>
               </w:rPr>
-              <w:t xml:space="preserve">Software Developer</w:t>
+              <w:t>Software Developer</w:t>
             </w:r>
           </w:p>
           <w:p>
+            <w:pPr>
+              <w:jc w:val="both"/>
+            </w:pPr>
+            <w:proofErr w:type="gramStart"/>
             <w:r>
               <w:rPr>
                 <w:color w:val="555555"/>
                 <w:sz w:val="18"/>
                 <w:szCs w:val="18"/>
               </w:rPr>
-              <w:t xml:space="preserve">dafaafandi946@gmail.com  |  085646144358  |  linkedin.com/in/muhammad-abi-dafa-afandi-2106262a4  |  github.com/Dafaafandi</w:t>
+              <w:t>dafaafandi946@gmail.com  |</w:t>
             </w:r>
-          </w:p>
-          <w:p>
-            <w:pPr>
-              <w:spacing w:before="30"/>
-            </w:pPr>
+            <w:proofErr w:type="gramEnd"/>
             <w:r>
               <w:rPr>
                 <w:color w:val="555555"/>
                 <w:sz w:val="18"/>
                 <w:szCs w:val="18"/>
               </w:rPr>
-              <w:t xml:space="preserve">Lamongan, Jawa Timur</w:t>
+              <w:t xml:space="preserve">  </w:t>
+            </w:r>
+            <w:proofErr w:type="gramStart"/>
+            <w:r>
+              <w:rPr>
+                <w:color w:val="555555"/>
+                <w:sz w:val="18"/>
+                <w:szCs w:val="18"/>
+              </w:rPr>
+              <w:t>085646144358  |</w:t>
+            </w:r>
+            <w:proofErr w:type="gramEnd"/>
+            <w:r>
+              <w:rPr>
+                <w:color w:val="555555"/>
+                <w:sz w:val="18"/>
+                <w:szCs w:val="18"/>
+              </w:rPr>
+              <w:t xml:space="preserve">  linkedin.com/in/muhammad-abi-dafa-afandi-2106262a</w:t>
+            </w:r>
+            <w:proofErr w:type="gramStart"/>
+            <w:r>
+              <w:rPr>
+                <w:color w:val="555555"/>
+                <w:sz w:val="18"/>
+                <w:szCs w:val="18"/>
+              </w:rPr>
+              <w:t>4  |</w:t>
+            </w:r>
+            <w:proofErr w:type="gramEnd"/>
+            <w:r>
+              <w:rPr>
+                <w:color w:val="555555"/>
+                <w:sz w:val="18"/>
+                <w:szCs w:val="18"/>
+              </w:rPr>
+              <w:t xml:space="preserve">  github.com/</w:t>
+            </w:r>
+            <w:proofErr w:type="spellStart"/>
+            <w:r>
+              <w:rPr>
+                <w:color w:val="555555"/>
+                <w:sz w:val="18"/>
+                <w:szCs w:val="18"/>
+              </w:rPr>
+              <w:t>Dafaafandi</w:t>
+            </w:r>
+            <w:proofErr w:type="spellEnd"/>
+          </w:p>
+          <w:p>
+            <w:pPr>
+              <w:spacing w:before="30"/>
+              <w:jc w:val="both"/>
+            </w:pPr>
+            <w:proofErr w:type="spellStart"/>
+            <w:r>
+              <w:rPr>
+                <w:color w:val="555555"/>
+                <w:sz w:val="18"/>
+                <w:szCs w:val="18"/>
+              </w:rPr>
+              <w:t>Lamongan</w:t>
+            </w:r>
+            <w:proofErr w:type="spellEnd"/>
+            <w:r>
+              <w:rPr>
+                <w:color w:val="555555"/>
+                <w:sz w:val="18"/>
+                <w:szCs w:val="18"/>
+              </w:rPr>
+              <w:t>, Jawa Timur</w:t>
             </w:r>
           </w:p>
         </w:tc>
         <w:tc>
           <w:tcPr>
-            <w:tcW w:type="dxa" w:w="2200"/>
+            <w:tcW w:w="2200" w:type="dxa"/>
           </w:tcPr>
           <w:p>
             <w:pPr>
               <w:jc w:val="right"/>
             </w:pPr>
             <w:r>
+              <w:rPr>
+                <w:noProof/>
+              </w:rPr>
               <w:drawing>
-                <wp:inline distT="0" distB="0" distL="0" distR="0">
+                <wp:inline distT="0" distB="0" distL="0" distR="0" wp14:anchorId="7047DD50" wp14:editId="10022D8B">
                   <wp:extent cx="857250" cy="857250"/>
-                  <wp:effectExtent t="0" r="0" b="0" l="0"/>
-                  <wp:docPr id="1" name="" descr="" title=""/>
+                  <wp:effectExtent l="0" t="0" r="0" b="0"/>
+                  <wp:docPr id="1" name="Picture 1"/>
                   <wp:cNvGraphicFramePr>
                     <a:graphicFrameLocks xmlns:a="http://schemas.openxmlformats.org/drawingml/2006/main" noChangeAspect="1"/>
                   </wp:cNvGraphicFramePr>
@@ -95,13 +180,13 @@
                     <a:graphicData uri="http://schemas.openxmlformats.org/drawingml/2006/picture">
                       <pic:pic xmlns:pic="http://schemas.openxmlformats.org/drawingml/2006/picture">
                         <pic:nvPicPr>
-                          <pic:cNvPr id="0" name="" descr=""/>
+                          <pic:cNvPr id="0" name=""/>
                           <pic:cNvPicPr>
                             <a:picLocks noChangeAspect="1" noChangeArrowheads="1"/>
                           </pic:cNvPicPr>
                         </pic:nvPicPr>
                         <pic:blipFill>
-                          <a:blip r:embed="rId7" cstate="none"/>
+                          <a:blip r:embed="rId6"/>
                           <a:srcRect/>
                           <a:stretch>
                             <a:fillRect/>
@@ -129,9 +214,12 @@
     <w:p>
       <w:pPr>
         <w:pBdr>
-          <w:bottom w:val="single" w:color="1F6F5C" w:sz="6" w:space="2"/>
+          <w:bottom w:val="single" w:sz="6" w:space="2" w:color="1F6F5C"/>
         </w:pBdr>
-        <w:spacing w:after="100" w:before="260"/>
+        <w:spacing w:before="260" w:after="100"/>
+        <w:rPr>
+          <w:lang w:val="sv-SE"/>
+        </w:rPr>
       </w:pPr>
       <w:r>
         <w:rPr>
@@ -140,29 +228,35 @@
           <w:color w:val="1F6F5C"/>
           <w:sz w:val="22"/>
           <w:szCs w:val="22"/>
-        </w:rPr>
-        <w:t xml:space="preserve">PROFIL</w:t>
+          <w:lang w:val="sv-SE"/>
+        </w:rPr>
+        <w:t>PROFIL</w:t>
       </w:r>
     </w:p>
     <w:p>
       <w:pPr>
         <w:spacing w:after="80"/>
         <w:jc w:val="both"/>
-      </w:pPr>
-      <w:r>
-        <w:rPr>
-          <w:sz w:val="20"/>
-          <w:szCs w:val="20"/>
-        </w:rPr>
-        <w:t xml:space="preserve">Lulusan Diploma III Teknik Informatika dari Politeknik Elektronika Negeri Surabaya (PENS) dengan minat dan pengalaman di bidang Web Development dan Software Development. Memiliki pengalaman sebagai Software Developer serta pengalaman mengembangkan aplikasi menggunakan Laravel, PHP, JavaScript, MySQL, dan Flutter. Terbiasa mempelajari teknologi baru, bekerja secara mandiri maupun dalam tim, serta menyelesaikan tugas pengembangan aplikasi sesuai kebutuhan.</w:t>
+        <w:rPr>
+          <w:lang w:val="sv-SE"/>
+        </w:rPr>
+      </w:pPr>
+      <w:r>
+        <w:rPr>
+          <w:lang w:val="sv-SE"/>
+        </w:rPr>
+        <w:t>Lulusan Diploma III Teknik Informatika dari Politeknik Elektronika Negeri Surabaya (PENS) dengan minat dan pengalaman di bidang Web Development dan Software Development. Memiliki pengalaman sebagai Software Developer serta pengalaman mengembangkan aplikasi menggunakan Laravel, PHP, JavaScript, MySQL, dan Flutter. Terbiasa mempelajari teknologi baru, bekerja secara mandiri maupun dalam tim, serta menyelesaikan tugas pengembangan aplikasi sesuai kebutuhan.</w:t>
       </w:r>
     </w:p>
     <w:p>
       <w:pPr>
         <w:pBdr>
-          <w:bottom w:val="single" w:color="1F6F5C" w:sz="6" w:space="2"/>
+          <w:bottom w:val="single" w:sz="6" w:space="2" w:color="1F6F5C"/>
         </w:pBdr>
-        <w:spacing w:after="100" w:before="260"/>
+        <w:spacing w:before="260" w:after="100"/>
+        <w:rPr>
+          <w:lang w:val="sv-SE"/>
+        </w:rPr>
       </w:pPr>
       <w:r>
         <w:rPr>
@@ -171,13 +265,18 @@
           <w:color w:val="1F6F5C"/>
           <w:sz w:val="22"/>
           <w:szCs w:val="22"/>
-        </w:rPr>
-        <w:t xml:space="preserve">PENDIDIKAN</w:t>
-      </w:r>
-    </w:p>
-    <w:p>
-      <w:pPr>
-        <w:spacing w:after="20" w:before="120"/>
+          <w:lang w:val="sv-SE"/>
+        </w:rPr>
+        <w:t>PENDIDIKAN</w:t>
+      </w:r>
+    </w:p>
+    <w:p>
+      <w:pPr>
+        <w:spacing w:before="120" w:after="20"/>
+        <w:jc w:val="both"/>
+        <w:rPr>
+          <w:lang w:val="sv-SE"/>
+        </w:rPr>
       </w:pPr>
       <w:r>
         <w:rPr>
@@ -186,44 +285,56 @@
           <w:color w:val="333333"/>
           <w:sz w:val="21"/>
           <w:szCs w:val="21"/>
-        </w:rPr>
-        <w:t xml:space="preserve">Politeknik Elektronika Negeri Surabaya (PENS)</w:t>
+          <w:lang w:val="sv-SE"/>
+        </w:rPr>
+        <w:t>Politeknik Elektronika Negeri Surabaya (PENS)</w:t>
       </w:r>
     </w:p>
     <w:p>
       <w:pPr>
         <w:spacing w:after="10"/>
+        <w:jc w:val="both"/>
+        <w:rPr>
+          <w:lang w:val="sv-SE"/>
+        </w:rPr>
       </w:pPr>
       <w:r>
         <w:rPr>
           <w:i/>
           <w:iCs/>
           <w:color w:val="1F6F5C"/>
-          <w:sz w:val="20"/>
-          <w:szCs w:val="20"/>
-        </w:rPr>
-        <w:t xml:space="preserve">D3 Teknik Informatika — IPK 3.47</w:t>
+          <w:lang w:val="sv-SE"/>
+        </w:rPr>
+        <w:t>D3 Teknik Informatika — IPK 3.47</w:t>
       </w:r>
     </w:p>
     <w:p>
       <w:pPr>
         <w:spacing w:after="60"/>
+        <w:jc w:val="both"/>
+        <w:rPr>
+          <w:lang w:val="sv-SE"/>
+        </w:rPr>
       </w:pPr>
       <w:r>
         <w:rPr>
           <w:color w:val="555555"/>
           <w:sz w:val="19"/>
           <w:szCs w:val="19"/>
-        </w:rPr>
-        <w:t xml:space="preserve">2023 – 2026</w:t>
+          <w:lang w:val="sv-SE"/>
+        </w:rPr>
+        <w:t>2023 – 2026</w:t>
       </w:r>
     </w:p>
     <w:p>
       <w:pPr>
         <w:pBdr>
-          <w:bottom w:val="single" w:color="1F6F5C" w:sz="6" w:space="2"/>
+          <w:bottom w:val="single" w:sz="6" w:space="2" w:color="1F6F5C"/>
         </w:pBdr>
-        <w:spacing w:after="100" w:before="260"/>
+        <w:spacing w:before="260" w:after="100"/>
+        <w:rPr>
+          <w:lang w:val="sv-SE"/>
+        </w:rPr>
       </w:pPr>
       <w:r>
         <w:rPr>
@@ -232,23 +343,27 @@
           <w:color w:val="1F6F5C"/>
           <w:sz w:val="22"/>
           <w:szCs w:val="22"/>
-        </w:rPr>
-        <w:t xml:space="preserve">KEAHLIAN</w:t>
+          <w:lang w:val="sv-SE"/>
+        </w:rPr>
+        <w:t>KEAHLIAN</w:t>
       </w:r>
     </w:p>
     <w:p>
       <w:pPr>
         <w:spacing w:after="20"/>
+        <w:jc w:val="both"/>
+        <w:rPr>
+          <w:lang w:val="sv-SE"/>
+        </w:rPr>
       </w:pPr>
       <w:r>
         <w:rPr>
           <w:b/>
           <w:bCs/>
           <w:color w:val="333333"/>
-          <w:sz w:val="20"/>
-          <w:szCs w:val="20"/>
-        </w:rPr>
-        <w:t xml:space="preserve">Hard Skill</w:t>
+          <w:lang w:val="sv-SE"/>
+        </w:rPr>
+        <w:t>Hard Skill</w:t>
       </w:r>
     </w:p>
     <w:p>
@@ -257,47 +372,51 @@
         <w:jc w:val="both"/>
       </w:pPr>
       <w:r>
-        <w:rPr>
-          <w:sz w:val="20"/>
-          <w:szCs w:val="20"/>
-        </w:rPr>
-        <w:t xml:space="preserve">JavaScript • Flutter • Git • Laravel • PHP • MySQL • HTML • CSS • REST API • GitHub • Web Development • Software Development</w:t>
-      </w:r>
-    </w:p>
-    <w:p>
-      <w:pPr>
-        <w:spacing w:after="20" w:before="60"/>
+        <w:t>JavaScript • Flutter • Git • Laravel • PHP • MySQL • HTML • CSS • REST API • GitHub • Web Development • Software Development</w:t>
+      </w:r>
+    </w:p>
+    <w:p>
+      <w:pPr>
+        <w:spacing w:before="60" w:after="20"/>
+        <w:jc w:val="both"/>
+        <w:rPr>
+          <w:lang w:val="sv-SE"/>
+        </w:rPr>
       </w:pPr>
       <w:r>
         <w:rPr>
           <w:b/>
           <w:bCs/>
           <w:color w:val="333333"/>
-          <w:sz w:val="20"/>
-          <w:szCs w:val="20"/>
-        </w:rPr>
-        <w:t xml:space="preserve">Soft Skill</w:t>
+          <w:lang w:val="sv-SE"/>
+        </w:rPr>
+        <w:t>Soft Skill</w:t>
       </w:r>
     </w:p>
     <w:p>
       <w:pPr>
         <w:spacing w:after="80"/>
         <w:jc w:val="both"/>
-      </w:pPr>
-      <w:r>
-        <w:rPr>
-          <w:sz w:val="20"/>
-          <w:szCs w:val="20"/>
-        </w:rPr>
-        <w:t xml:space="preserve">Kerja sama tim • Komunikasi • Problem solving • Manajemen waktu • Adaptif terhadap teknologi baru • Teliti</w:t>
+        <w:rPr>
+          <w:lang w:val="sv-SE"/>
+        </w:rPr>
+      </w:pPr>
+      <w:r>
+        <w:rPr>
+          <w:lang w:val="sv-SE"/>
+        </w:rPr>
+        <w:t>Kerja sama tim • Komunikasi • Problem solving • Manajemen waktu • Adaptif terhadap teknologi baru • Teliti</w:t>
       </w:r>
     </w:p>
     <w:p>
       <w:pPr>
         <w:pBdr>
-          <w:bottom w:val="single" w:color="1F6F5C" w:sz="6" w:space="2"/>
+          <w:bottom w:val="single" w:sz="6" w:space="2" w:color="1F6F5C"/>
         </w:pBdr>
-        <w:spacing w:after="100" w:before="260"/>
+        <w:spacing w:before="260" w:after="100"/>
+        <w:rPr>
+          <w:lang w:val="sv-SE"/>
+        </w:rPr>
       </w:pPr>
       <w:r>
         <w:rPr>
@@ -306,13 +425,18 @@
           <w:color w:val="1F6F5C"/>
           <w:sz w:val="22"/>
           <w:szCs w:val="22"/>
-        </w:rPr>
-        <w:t xml:space="preserve">PENGALAMAN KERJA</w:t>
-      </w:r>
-    </w:p>
-    <w:p>
-      <w:pPr>
-        <w:spacing w:after="20" w:before="120"/>
+          <w:lang w:val="sv-SE"/>
+        </w:rPr>
+        <w:t>PENGALAMAN KERJA</w:t>
+      </w:r>
+    </w:p>
+    <w:p>
+      <w:pPr>
+        <w:spacing w:before="120" w:after="20"/>
+        <w:jc w:val="both"/>
+        <w:rPr>
+          <w:lang w:val="sv-SE"/>
+        </w:rPr>
       </w:pPr>
       <w:r>
         <w:rPr>
@@ -321,28 +445,33 @@
           <w:color w:val="333333"/>
           <w:sz w:val="21"/>
           <w:szCs w:val="21"/>
-        </w:rPr>
-        <w:t xml:space="preserve">Software Developer</w:t>
+          <w:lang w:val="sv-SE"/>
+        </w:rPr>
+        <w:t>Software Developer</w:t>
       </w:r>
     </w:p>
     <w:p>
       <w:pPr>
         <w:spacing w:after="10"/>
+        <w:jc w:val="both"/>
+        <w:rPr>
+          <w:lang w:val="sv-SE"/>
+        </w:rPr>
       </w:pPr>
       <w:r>
         <w:rPr>
           <w:i/>
           <w:iCs/>
           <w:color w:val="1F6F5C"/>
-          <w:sz w:val="20"/>
-          <w:szCs w:val="20"/>
-        </w:rPr>
-        <w:t xml:space="preserve">CV Mamorasoft — Kalijudan, Mulyorejo, Kota Surabaya, Jawa Timur</w:t>
+          <w:lang w:val="sv-SE"/>
+        </w:rPr>
+        <w:t>CV Mamorasoft — Kalijudan, Mulyorejo, Kota Surabaya, Jawa Timur</w:t>
       </w:r>
     </w:p>
     <w:p>
       <w:pPr>
         <w:spacing w:after="60"/>
+        <w:jc w:val="both"/>
       </w:pPr>
       <w:r>
         <w:rPr>
@@ -350,7 +479,7 @@
           <w:sz w:val="19"/>
           <w:szCs w:val="19"/>
         </w:rPr>
-        <w:t xml:space="preserve">Juli 2025 – November 2025</w:t>
+        <w:t>Juli 2025 – November 2025</w:t>
       </w:r>
     </w:p>
     <w:p>
@@ -361,13 +490,16 @@
           <w:numId w:val="2"/>
         </w:numPr>
         <w:spacing w:after="40"/>
-      </w:pPr>
-      <w:r>
-        <w:rPr>
-          <w:sz w:val="20"/>
-          <w:szCs w:val="20"/>
-        </w:rPr>
-        <w:t xml:space="preserve">Melaksanakan kegiatan magang sebagai Software Developer dengan terlibat dalam pengembangan aplikasi.</w:t>
+        <w:jc w:val="both"/>
+        <w:rPr>
+          <w:lang w:val="sv-SE"/>
+        </w:rPr>
+      </w:pPr>
+      <w:r>
+        <w:rPr>
+          <w:lang w:val="sv-SE"/>
+        </w:rPr>
+        <w:t>Melaksanakan kegiatan magang sebagai Software Developer dengan terlibat dalam pengembangan aplikasi.</w:t>
       </w:r>
     </w:p>
     <w:p>
@@ -378,13 +510,16 @@
           <w:numId w:val="2"/>
         </w:numPr>
         <w:spacing w:after="40"/>
-      </w:pPr>
-      <w:r>
-        <w:rPr>
-          <w:sz w:val="20"/>
-          <w:szCs w:val="20"/>
-        </w:rPr>
-        <w:t xml:space="preserve">Berkontribusi dalam pembuatan dan pengembangan fitur, perbaikan bug, integrasi REST API, serta pengolahan database.</w:t>
+        <w:jc w:val="both"/>
+        <w:rPr>
+          <w:lang w:val="sv-SE"/>
+        </w:rPr>
+      </w:pPr>
+      <w:r>
+        <w:rPr>
+          <w:lang w:val="sv-SE"/>
+        </w:rPr>
+        <w:t>Berkontribusi dalam pembuatan dan pengembangan fitur, perbaikan bug, integrasi REST API, serta pengolahan database.</w:t>
       </w:r>
     </w:p>
     <w:p>
@@ -395,13 +530,16 @@
           <w:numId w:val="2"/>
         </w:numPr>
         <w:spacing w:after="40"/>
-      </w:pPr>
-      <w:r>
-        <w:rPr>
-          <w:sz w:val="20"/>
-          <w:szCs w:val="20"/>
-        </w:rPr>
-        <w:t xml:space="preserve">Menggunakan teknologi Laravel, PHP, JavaScript, Flutter, dan database sesuai kebutuhan proyek.</w:t>
+        <w:jc w:val="both"/>
+        <w:rPr>
+          <w:lang w:val="sv-SE"/>
+        </w:rPr>
+      </w:pPr>
+      <w:r>
+        <w:rPr>
+          <w:lang w:val="sv-SE"/>
+        </w:rPr>
+        <w:t>Menggunakan teknologi Laravel, PHP, JavaScript, Flutter, dan database sesuai kebutuhan proyek.</w:t>
       </w:r>
     </w:p>
     <w:p>
@@ -412,13 +550,16 @@
           <w:numId w:val="2"/>
         </w:numPr>
         <w:spacing w:after="40"/>
-      </w:pPr>
-      <w:r>
-        <w:rPr>
-          <w:sz w:val="20"/>
-          <w:szCs w:val="20"/>
-        </w:rPr>
-        <w:t xml:space="preserve">Berkolaborasi dengan tim untuk melakukan pengujian dan menyelesaikan tugas pengembangan perangkat lunak.</w:t>
+        <w:jc w:val="both"/>
+        <w:rPr>
+          <w:lang w:val="sv-SE"/>
+        </w:rPr>
+      </w:pPr>
+      <w:r>
+        <w:rPr>
+          <w:lang w:val="sv-SE"/>
+        </w:rPr>
+        <w:t>Berkolaborasi dengan tim untuk melakukan pengujian dan menyelesaikan tugas pengembangan perangkat lunak.</w:t>
       </w:r>
     </w:p>
     <w:p>
@@ -429,18 +570,22 @@
           <w:numId w:val="2"/>
         </w:numPr>
         <w:spacing w:after="40"/>
-      </w:pPr>
-      <w:r>
-        <w:rPr>
-          <w:sz w:val="20"/>
-          <w:szCs w:val="20"/>
-        </w:rPr>
-        <w:t xml:space="preserve">Berhasil menyelesaikan pengembangan aplikasi selama masa magang, termasuk perbaikan bug dan penyelesaian berbagai tugas pengembangan sesuai kebutuhan perusahaan.</w:t>
-      </w:r>
-    </w:p>
-    <w:p>
-      <w:pPr>
-        <w:spacing w:after="20" w:before="120"/>
+        <w:jc w:val="both"/>
+        <w:rPr>
+          <w:lang w:val="sv-SE"/>
+        </w:rPr>
+      </w:pPr>
+      <w:r>
+        <w:rPr>
+          <w:lang w:val="sv-SE"/>
+        </w:rPr>
+        <w:t>Berhasil menyelesaikan pengembangan aplikasi selama masa magang, termasuk perbaikan bug dan penyelesaian berbagai tugas pengembangan sesuai kebutuhan perusahaan.</w:t>
+      </w:r>
+    </w:p>
+    <w:p>
+      <w:pPr>
+        <w:spacing w:before="120" w:after="20"/>
+        <w:jc w:val="both"/>
       </w:pPr>
       <w:r>
         <w:rPr>
@@ -450,35 +595,105 @@
           <w:sz w:val="21"/>
           <w:szCs w:val="21"/>
         </w:rPr>
-        <w:t xml:space="preserve">Staff Gudang</w:t>
+        <w:t>Staff Gudang</w:t>
       </w:r>
     </w:p>
     <w:p>
       <w:pPr>
         <w:spacing w:after="10"/>
+        <w:jc w:val="both"/>
+        <w:rPr>
+          <w:lang w:val="sv-SE"/>
+        </w:rPr>
       </w:pPr>
       <w:r>
         <w:rPr>
           <w:i/>
           <w:iCs/>
           <w:color w:val="1F6F5C"/>
-          <w:sz w:val="20"/>
-          <w:szCs w:val="20"/>
-        </w:rPr>
-        <w:t xml:space="preserve">KF Beauty — Sukorejo, Lamongan, Kab. Lamongan, Jawa Timur</w:t>
+        </w:rPr>
+        <w:t xml:space="preserve">KF Beauty — </w:t>
+      </w:r>
+      <w:proofErr w:type="spellStart"/>
+      <w:r>
+        <w:rPr>
+          <w:i/>
+          <w:iCs/>
+          <w:color w:val="1F6F5C"/>
+        </w:rPr>
+        <w:t>Sukorejo</w:t>
+      </w:r>
+      <w:proofErr w:type="spellEnd"/>
+      <w:r>
+        <w:rPr>
+          <w:i/>
+          <w:iCs/>
+          <w:color w:val="1F6F5C"/>
+        </w:rPr>
+        <w:t xml:space="preserve">, </w:t>
+      </w:r>
+      <w:proofErr w:type="spellStart"/>
+      <w:r>
+        <w:rPr>
+          <w:i/>
+          <w:iCs/>
+          <w:color w:val="1F6F5C"/>
+        </w:rPr>
+        <w:t>Lamongan</w:t>
+      </w:r>
+      <w:proofErr w:type="spellEnd"/>
+      <w:r>
+        <w:rPr>
+          <w:i/>
+          <w:iCs/>
+          <w:color w:val="1F6F5C"/>
+        </w:rPr>
+        <w:t xml:space="preserve">, </w:t>
+      </w:r>
+      <w:proofErr w:type="spellStart"/>
+      <w:r>
+        <w:rPr>
+          <w:i/>
+          <w:iCs/>
+          <w:color w:val="1F6F5C"/>
+        </w:rPr>
+        <w:t>Kab</w:t>
+      </w:r>
+      <w:proofErr w:type="spellEnd"/>
+      <w:r>
+        <w:rPr>
+          <w:i/>
+          <w:iCs/>
+          <w:color w:val="1F6F5C"/>
+        </w:rPr>
+        <w:t xml:space="preserve">. </w:t>
+      </w:r>
+      <w:r>
+        <w:rPr>
+          <w:i/>
+          <w:iCs/>
+          <w:color w:val="1F6F5C"/>
+          <w:lang w:val="sv-SE"/>
+        </w:rPr>
+        <w:t>Lamongan, Jawa Timur</w:t>
       </w:r>
     </w:p>
     <w:p>
       <w:pPr>
         <w:spacing w:after="60"/>
+        <w:jc w:val="both"/>
+        <w:rPr>
+          <w:lang w:val="sv-SE"/>
+        </w:rPr>
       </w:pPr>
       <w:r>
         <w:rPr>
           <w:color w:val="555555"/>
           <w:sz w:val="19"/>
           <w:szCs w:val="19"/>
-        </w:rPr>
-        <w:t xml:space="preserve">Januari 2026 – Agustus 2026</w:t>
+          <w:lang w:val="sv-SE"/>
+        </w:rPr>
+        <w:t>Januari 2026 – Agustus 2026</w:t>
       </w:r>
     </w:p>
     <w:p>
@@ -489,13 +704,16 @@
           <w:numId w:val="2"/>
         </w:numPr>
         <w:spacing w:after="40"/>
-      </w:pPr>
-      <w:r>
-        <w:rPr>
-          <w:sz w:val="20"/>
-          <w:szCs w:val="20"/>
-        </w:rPr>
-        <w:t xml:space="preserve">Membantu operasional gudang produk kosmetik meliputi penerimaan dan pengecekan barang.</w:t>
+        <w:jc w:val="both"/>
+        <w:rPr>
+          <w:lang w:val="sv-SE"/>
+        </w:rPr>
+      </w:pPr>
+      <w:r>
+        <w:rPr>
+          <w:lang w:val="sv-SE"/>
+        </w:rPr>
+        <w:t>Membantu operasional gudang produk kosmetik meliputi penerimaan dan pengecekan barang.</w:t>
       </w:r>
     </w:p>
     <w:p>
@@ -506,13 +724,79 @@
           <w:numId w:val="2"/>
         </w:numPr>
         <w:spacing w:after="40"/>
-      </w:pPr>
-      <w:r>
-        <w:rPr>
-          <w:sz w:val="20"/>
-          <w:szCs w:val="20"/>
-        </w:rPr>
-        <w:t xml:space="preserve">Melakukan penataan dan penyimpanan stok, packing, serta persiapan barang untuk distribusi.</w:t>
+        <w:jc w:val="both"/>
+      </w:pPr>
+      <w:proofErr w:type="spellStart"/>
+      <w:r>
+        <w:t>Melakukan</w:t>
+      </w:r>
+      <w:proofErr w:type="spellEnd"/>
+      <w:r>
+        <w:t xml:space="preserve"> </w:t>
+      </w:r>
+      <w:proofErr w:type="spellStart"/>
+      <w:r>
+        <w:t>penataan</w:t>
+      </w:r>
+      <w:proofErr w:type="spellEnd"/>
+      <w:r>
+        <w:t xml:space="preserve"> dan </w:t>
+      </w:r>
+      <w:proofErr w:type="spellStart"/>
+      <w:r>
+        <w:t>penyimpanan</w:t>
+      </w:r>
+      <w:proofErr w:type="spellEnd"/>
+      <w:r>
+        <w:t xml:space="preserve"> </w:t>
+      </w:r>
+      <w:proofErr w:type="spellStart"/>
+      <w:r>
+        <w:t>stok</w:t>
+      </w:r>
+      <w:proofErr w:type="spellEnd"/>
+      <w:r>
+        <w:t xml:space="preserve">, packing, </w:t>
+      </w:r>
+      <w:proofErr w:type="spellStart"/>
+      <w:r>
+        <w:t>serta</w:t>
+      </w:r>
+      <w:proofErr w:type="spellEnd"/>
+      <w:r>
+        <w:t xml:space="preserve"> </w:t>
+      </w:r>
+      <w:proofErr w:type="spellStart"/>
+      <w:r>
+        <w:t>persiapan</w:t>
+      </w:r>
+      <w:proofErr w:type="spellEnd"/>
+      <w:r>
+        <w:t xml:space="preserve"> </w:t>
+      </w:r>
+      <w:proofErr w:type="spellStart"/>
+      <w:r>
+        <w:t>barang</w:t>
+      </w:r>
+      <w:proofErr w:type="spellEnd"/>
+      <w:r>
+        <w:t xml:space="preserve"> </w:t>
+      </w:r>
+      <w:proofErr w:type="spellStart"/>
+      <w:r>
+        <w:t>untuk</w:t>
+      </w:r>
+      <w:proofErr w:type="spellEnd"/>
+      <w:r>
+        <w:t xml:space="preserve"> </w:t>
+      </w:r>
+      <w:proofErr w:type="spellStart"/>
+      <w:r>
+        <w:t>distribusi</w:t>
+      </w:r>
+      <w:proofErr w:type="spellEnd"/>
+      <w:r>
+        <w:t>.</w:t>
       </w:r>
     </w:p>
     <w:p>
@@ -523,18 +807,22 @@
           <w:numId w:val="2"/>
         </w:numPr>
         <w:spacing w:after="40"/>
-      </w:pPr>
-      <w:r>
-        <w:rPr>
-          <w:sz w:val="20"/>
-          <w:szCs w:val="20"/>
-        </w:rPr>
-        <w:t xml:space="preserve">Memastikan penanganan dan ketersediaan barang sesuai kebutuhan operasional.</w:t>
-      </w:r>
-    </w:p>
-    <w:p>
-      <w:pPr>
-        <w:spacing w:after="20" w:before="120"/>
+        <w:jc w:val="both"/>
+        <w:rPr>
+          <w:lang w:val="sv-SE"/>
+        </w:rPr>
+      </w:pPr>
+      <w:r>
+        <w:rPr>
+          <w:lang w:val="sv-SE"/>
+        </w:rPr>
+        <w:t>Memastikan penanganan dan ketersediaan barang sesuai kebutuhan operasional.</w:t>
+      </w:r>
+    </w:p>
+    <w:p>
+      <w:pPr>
+        <w:spacing w:before="120" w:after="20"/>
+        <w:jc w:val="both"/>
       </w:pPr>
       <w:r>
         <w:rPr>
@@ -544,35 +832,109 @@
           <w:sz w:val="21"/>
           <w:szCs w:val="21"/>
         </w:rPr>
-        <w:t xml:space="preserve">Staff Gudang</w:t>
+        <w:t>Staff Gudang</w:t>
       </w:r>
     </w:p>
     <w:p>
       <w:pPr>
         <w:spacing w:after="10"/>
-      </w:pPr>
+        <w:jc w:val="both"/>
+      </w:pPr>
+      <w:proofErr w:type="spellStart"/>
       <w:r>
         <w:rPr>
           <w:i/>
           <w:iCs/>
           <w:color w:val="1F6F5C"/>
-          <w:sz w:val="20"/>
-          <w:szCs w:val="20"/>
-        </w:rPr>
-        <w:t xml:space="preserve">Shopeemall — Tambak Osowilangun, Benowo, Kota Surabaya, Jawa Timur</w:t>
+        </w:rPr>
+        <w:t>Shopeemall</w:t>
+      </w:r>
+      <w:proofErr w:type="spellEnd"/>
+      <w:r>
+        <w:rPr>
+          <w:i/>
+          <w:iCs/>
+          <w:color w:val="1F6F5C"/>
+        </w:rPr>
+        <w:t xml:space="preserve"> — </w:t>
+      </w:r>
+      <w:proofErr w:type="spellStart"/>
+      <w:r>
+        <w:rPr>
+          <w:i/>
+          <w:iCs/>
+          <w:color w:val="1F6F5C"/>
+        </w:rPr>
+        <w:t>Tambak</w:t>
+      </w:r>
+      <w:proofErr w:type="spellEnd"/>
+      <w:r>
+        <w:rPr>
+          <w:i/>
+          <w:iCs/>
+          <w:color w:val="1F6F5C"/>
+        </w:rPr>
+        <w:t xml:space="preserve"> </w:t>
+      </w:r>
+      <w:proofErr w:type="spellStart"/>
+      <w:r>
+        <w:rPr>
+          <w:i/>
+          <w:iCs/>
+          <w:color w:val="1F6F5C"/>
+        </w:rPr>
+        <w:t>Osowilangun</w:t>
+      </w:r>
+      <w:proofErr w:type="spellEnd"/>
+      <w:r>
+        <w:rPr>
+          <w:i/>
+          <w:iCs/>
+          <w:color w:val="1F6F5C"/>
+        </w:rPr>
+        <w:t xml:space="preserve">, </w:t>
+      </w:r>
+      <w:proofErr w:type="spellStart"/>
+      <w:r>
+        <w:rPr>
+          <w:i/>
+          <w:iCs/>
+          <w:color w:val="1F6F5C"/>
+        </w:rPr>
+        <w:t>Benowo</w:t>
+      </w:r>
+      <w:proofErr w:type="spellEnd"/>
+      <w:r>
+        <w:rPr>
+          <w:i/>
+          <w:iCs/>
+          <w:color w:val="1F6F5C"/>
+        </w:rPr>
+        <w:t>, Kota Surabaya, Jawa Timur</w:t>
       </w:r>
     </w:p>
     <w:p>
       <w:pPr>
         <w:spacing w:after="60"/>
-      </w:pPr>
+        <w:jc w:val="both"/>
+      </w:pPr>
+      <w:proofErr w:type="spellStart"/>
       <w:r>
         <w:rPr>
           <w:color w:val="555555"/>
           <w:sz w:val="19"/>
           <w:szCs w:val="19"/>
         </w:rPr>
-        <w:t xml:space="preserve">Desember 2024 – Maret 2026</w:t>
+        <w:t>Desember</w:t>
+      </w:r>
+      <w:proofErr w:type="spellEnd"/>
+      <w:r>
+        <w:rPr>
+          <w:color w:val="555555"/>
+          <w:sz w:val="19"/>
+          <w:szCs w:val="19"/>
+        </w:rPr>
+        <w:t xml:space="preserve"> 2024 – Maret 2026</w:t>
       </w:r>
     </w:p>
     <w:p>
@@ -583,13 +945,87 @@
           <w:numId w:val="2"/>
         </w:numPr>
         <w:spacing w:after="40"/>
-      </w:pPr>
-      <w:r>
-        <w:rPr>
-          <w:sz w:val="20"/>
-          <w:szCs w:val="20"/>
-        </w:rPr>
-        <w:t xml:space="preserve">Bertanggung jawab dalam proses operasional gudang meliputi pengecekan, penyortiran, penataan, picking, dan packing barang.</w:t>
+        <w:jc w:val="both"/>
+      </w:pPr>
+      <w:proofErr w:type="spellStart"/>
+      <w:r>
+        <w:t>Bertanggung</w:t>
+      </w:r>
+      <w:proofErr w:type="spellEnd"/>
+      <w:r>
+        <w:t xml:space="preserve"> </w:t>
+      </w:r>
+      <w:proofErr w:type="spellStart"/>
+      <w:r>
+        <w:t>jawab</w:t>
+      </w:r>
+      <w:proofErr w:type="spellEnd"/>
+      <w:r>
+        <w:t xml:space="preserve"> </w:t>
+      </w:r>
+      <w:proofErr w:type="spellStart"/>
+      <w:r>
+        <w:t>dalam</w:t>
+      </w:r>
+      <w:proofErr w:type="spellEnd"/>
+      <w:r>
+        <w:t xml:space="preserve"> proses </w:t>
+      </w:r>
+      <w:proofErr w:type="spellStart"/>
+      <w:r>
+        <w:t>operasional</w:t>
+      </w:r>
+      <w:proofErr w:type="spellEnd"/>
+      <w:r>
+        <w:t xml:space="preserve"> </w:t>
+      </w:r>
+      <w:proofErr w:type="spellStart"/>
+      <w:r>
+        <w:t>gudang</w:t>
+      </w:r>
+      <w:proofErr w:type="spellEnd"/>
+      <w:r>
+        <w:t xml:space="preserve"> </w:t>
+      </w:r>
+      <w:proofErr w:type="spellStart"/>
+      <w:r>
+        <w:t>meliputi</w:t>
+      </w:r>
+      <w:proofErr w:type="spellEnd"/>
+      <w:r>
+        <w:t xml:space="preserve"> </w:t>
+      </w:r>
+      <w:proofErr w:type="spellStart"/>
+      <w:r>
+        <w:t>pengecekan</w:t>
+      </w:r>
+      <w:proofErr w:type="spellEnd"/>
+      <w:r>
+        <w:t xml:space="preserve">, </w:t>
+      </w:r>
+      <w:proofErr w:type="spellStart"/>
+      <w:r>
+        <w:t>penyortiran</w:t>
+      </w:r>
+      <w:proofErr w:type="spellEnd"/>
+      <w:r>
+        <w:t xml:space="preserve">, </w:t>
+      </w:r>
+      <w:proofErr w:type="spellStart"/>
+      <w:r>
+        <w:t>penataan</w:t>
+      </w:r>
+      <w:proofErr w:type="spellEnd"/>
+      <w:r>
+        <w:t xml:space="preserve">, picking, dan packing </w:t>
+      </w:r>
+      <w:proofErr w:type="spellStart"/>
+      <w:r>
+        <w:t>barang</w:t>
+      </w:r>
+      <w:proofErr w:type="spellEnd"/>
+      <w:r>
+        <w:t>.</w:t>
       </w:r>
     </w:p>
     <w:p>
@@ -600,21 +1036,24 @@
           <w:numId w:val="2"/>
         </w:numPr>
         <w:spacing w:after="40"/>
-      </w:pPr>
-      <w:r>
-        <w:rPr>
-          <w:sz w:val="20"/>
-          <w:szCs w:val="20"/>
-        </w:rPr>
-        <w:t xml:space="preserve">Bekerja sama dengan tim memastikan proses operasional berjalan sesuai prosedur dan target.</w:t>
+        <w:jc w:val="both"/>
+        <w:rPr>
+          <w:lang w:val="sv-SE"/>
+        </w:rPr>
+      </w:pPr>
+      <w:r>
+        <w:rPr>
+          <w:lang w:val="sv-SE"/>
+        </w:rPr>
+        <w:t>Bekerja sama dengan tim memastikan proses operasional berjalan sesuai prosedur dan target.</w:t>
       </w:r>
     </w:p>
     <w:p>
       <w:pPr>
         <w:pBdr>
-          <w:bottom w:val="single" w:color="1F6F5C" w:sz="6" w:space="2"/>
+          <w:bottom w:val="single" w:sz="6" w:space="2" w:color="1F6F5C"/>
         </w:pBdr>
-        <w:spacing w:after="100" w:before="260"/>
+        <w:spacing w:before="260" w:after="100"/>
       </w:pPr>
       <w:r>
         <w:rPr>
@@ -624,12 +1063,13 @@
           <w:sz w:val="22"/>
           <w:szCs w:val="22"/>
         </w:rPr>
-        <w:t xml:space="preserve">PELATIHAN &amp; SERTIFIKASI</w:t>
-      </w:r>
-    </w:p>
-    <w:p>
-      <w:pPr>
-        <w:spacing w:after="20" w:before="120"/>
+        <w:t>PELATIHAN &amp; SERTIFIKASI</w:t>
+      </w:r>
+    </w:p>
+    <w:p>
+      <w:pPr>
+        <w:spacing w:before="120" w:after="20"/>
+        <w:jc w:val="both"/>
       </w:pPr>
       <w:r>
         <w:rPr>
@@ -639,27 +1079,31 @@
           <w:sz w:val="21"/>
           <w:szCs w:val="21"/>
         </w:rPr>
-        <w:t xml:space="preserve">Intermediate Junior Web Developer — Vocational School Graduate Academy</w:t>
+        <w:t>Intermediate Junior Web Developer — Vocational School Graduate Academy</w:t>
       </w:r>
     </w:p>
     <w:p>
       <w:pPr>
         <w:spacing w:after="10"/>
+        <w:jc w:val="both"/>
+        <w:rPr>
+          <w:lang w:val="sv-SE"/>
+        </w:rPr>
       </w:pPr>
       <w:r>
         <w:rPr>
           <w:i/>
           <w:iCs/>
           <w:color w:val="1F6F5C"/>
-          <w:sz w:val="20"/>
-          <w:szCs w:val="20"/>
-        </w:rPr>
-        <w:t xml:space="preserve">Komdigi Digitalent · Digital Talent Scholarship 2025 · Teknologi Informasi dan Komunikasi</w:t>
+          <w:lang w:val="sv-SE"/>
+        </w:rPr>
+        <w:t>Komdigi Digitalent · Digital Talent Scholarship 2025 · Teknologi Informasi dan Komunikasi</w:t>
       </w:r>
     </w:p>
     <w:p>
       <w:pPr>
         <w:spacing w:after="60"/>
+        <w:jc w:val="both"/>
       </w:pPr>
       <w:r>
         <w:rPr>
@@ -667,12 +1111,13 @@
           <w:sz w:val="19"/>
           <w:szCs w:val="19"/>
         </w:rPr>
-        <w:t xml:space="preserve">September 2025</w:t>
-      </w:r>
-    </w:p>
-    <w:p>
-      <w:pPr>
-        <w:spacing w:after="20" w:before="120"/>
+        <w:t>September 2025</w:t>
+      </w:r>
+    </w:p>
+    <w:p>
+      <w:pPr>
+        <w:spacing w:before="120" w:after="20"/>
+        <w:jc w:val="both"/>
       </w:pPr>
       <w:r>
         <w:rPr>
@@ -682,40 +1127,52 @@
           <w:sz w:val="21"/>
           <w:szCs w:val="21"/>
         </w:rPr>
-        <w:t xml:space="preserve">Fundamental Junior Web Developer — Vocational School Graduate Academy</w:t>
+        <w:t>Fundamental Junior Web Developer — Vocational School Graduate Academy</w:t>
       </w:r>
     </w:p>
     <w:p>
       <w:pPr>
         <w:spacing w:after="10"/>
+        <w:jc w:val="both"/>
+        <w:rPr>
+          <w:lang w:val="sv-SE"/>
+        </w:rPr>
       </w:pPr>
       <w:r>
         <w:rPr>
           <w:i/>
           <w:iCs/>
           <w:color w:val="1F6F5C"/>
-          <w:sz w:val="20"/>
-          <w:szCs w:val="20"/>
-        </w:rPr>
-        <w:t xml:space="preserve">Komdigi Digitalent · Digital Talent Scholarship 2025 · Teknologi Informasi dan Komunikasi</w:t>
+          <w:lang w:val="sv-SE"/>
+        </w:rPr>
+        <w:t>Komdigi Digitalent · Digital Talent Scholarship 2025 · Teknologi Informasi dan Komunikasi</w:t>
       </w:r>
     </w:p>
     <w:p>
       <w:pPr>
         <w:spacing w:after="60"/>
+        <w:jc w:val="both"/>
+        <w:rPr>
+          <w:lang w:val="sv-SE"/>
+        </w:rPr>
       </w:pPr>
       <w:r>
         <w:rPr>
           <w:color w:val="555555"/>
           <w:sz w:val="19"/>
           <w:szCs w:val="19"/>
-        </w:rPr>
-        <w:t xml:space="preserve">Agustus 2025</w:t>
-      </w:r>
-    </w:p>
-    <w:p>
-      <w:pPr>
-        <w:spacing w:after="20" w:before="120"/>
+          <w:lang w:val="sv-SE"/>
+        </w:rPr>
+        <w:t>Agustus 2025</w:t>
+      </w:r>
+    </w:p>
+    <w:p>
+      <w:pPr>
+        <w:spacing w:before="120" w:after="20"/>
+        <w:jc w:val="both"/>
+        <w:rPr>
+          <w:lang w:val="sv-SE"/>
+        </w:rPr>
       </w:pPr>
       <w:r>
         <w:rPr>
@@ -724,41 +1181,55 @@
           <w:color w:val="333333"/>
           <w:sz w:val="21"/>
           <w:szCs w:val="21"/>
-        </w:rPr>
-        <w:t xml:space="preserve">Konsep Pemrograman — Micro Skill</w:t>
+          <w:lang w:val="sv-SE"/>
+        </w:rPr>
+        <w:t>Konsep Pemrograman — Micro Skill</w:t>
       </w:r>
     </w:p>
     <w:p>
       <w:pPr>
         <w:spacing w:after="10"/>
+        <w:jc w:val="both"/>
+        <w:rPr>
+          <w:lang w:val="sv-SE"/>
+        </w:rPr>
       </w:pPr>
       <w:r>
         <w:rPr>
           <w:i/>
           <w:iCs/>
           <w:color w:val="1F6F5C"/>
-          <w:sz w:val="20"/>
-          <w:szCs w:val="20"/>
-        </w:rPr>
-        <w:t xml:space="preserve">Komdigi Digitalent · Digital Talent Scholarship 2025 · Teknologi Informasi dan Komunikasi</w:t>
+          <w:lang w:val="sv-SE"/>
+        </w:rPr>
+        <w:lastRenderedPageBreak/>
+        <w:t>Komdigi Digitalent · Digital Talent Scholarship 2025 · Teknologi Informasi dan Komunikasi</w:t>
       </w:r>
     </w:p>
     <w:p>
       <w:pPr>
         <w:spacing w:after="60"/>
+        <w:jc w:val="both"/>
+        <w:rPr>
+          <w:lang w:val="sv-SE"/>
+        </w:rPr>
       </w:pPr>
       <w:r>
         <w:rPr>
           <w:color w:val="555555"/>
           <w:sz w:val="19"/>
           <w:szCs w:val="19"/>
-        </w:rPr>
-        <w:t xml:space="preserve">Agustus 2025</w:t>
-      </w:r>
-    </w:p>
-    <w:p>
-      <w:pPr>
-        <w:spacing w:after="20" w:before="120"/>
+          <w:lang w:val="sv-SE"/>
+        </w:rPr>
+        <w:t>Agustus 2025</w:t>
+      </w:r>
+    </w:p>
+    <w:p>
+      <w:pPr>
+        <w:spacing w:before="120" w:after="20"/>
+        <w:jc w:val="both"/>
+        <w:rPr>
+          <w:lang w:val="sv-SE"/>
+        </w:rPr>
       </w:pPr>
       <w:r>
         <w:rPr>
@@ -767,54 +1238,69 @@
           <w:color w:val="333333"/>
           <w:sz w:val="21"/>
           <w:szCs w:val="21"/>
-        </w:rPr>
-        <w:t xml:space="preserve">Pivot Table</w:t>
+          <w:lang w:val="sv-SE"/>
+        </w:rPr>
+        <w:t>Pivot Table</w:t>
       </w:r>
     </w:p>
     <w:p>
       <w:pPr>
         <w:spacing w:after="10"/>
+        <w:jc w:val="both"/>
+        <w:rPr>
+          <w:lang w:val="sv-SE"/>
+        </w:rPr>
       </w:pPr>
       <w:r>
         <w:rPr>
           <w:i/>
           <w:iCs/>
           <w:color w:val="1F6F5C"/>
-          <w:sz w:val="20"/>
-          <w:szCs w:val="20"/>
-        </w:rPr>
-        <w:t xml:space="preserve">MySkill · Teknologi Informasi dan Komunikasi</w:t>
+          <w:lang w:val="sv-SE"/>
+        </w:rPr>
+        <w:t>MySkill · Teknologi Informasi dan Komunikasi</w:t>
       </w:r>
     </w:p>
     <w:p>
       <w:pPr>
         <w:spacing w:after="60"/>
+        <w:jc w:val="both"/>
+        <w:rPr>
+          <w:lang w:val="sv-SE"/>
+        </w:rPr>
       </w:pPr>
       <w:r>
         <w:rPr>
           <w:color w:val="555555"/>
           <w:sz w:val="19"/>
           <w:szCs w:val="19"/>
-        </w:rPr>
-        <w:t xml:space="preserve">Maret 2024</w:t>
+          <w:lang w:val="sv-SE"/>
+        </w:rPr>
+        <w:t>Maret 2024</w:t>
       </w:r>
     </w:p>
     <w:p>
       <w:pPr>
         <w:spacing w:after="80"/>
         <w:jc w:val="both"/>
-      </w:pPr>
-      <w:r>
-        <w:rPr>
-          <w:sz w:val="20"/>
-          <w:szCs w:val="20"/>
-        </w:rPr>
-        <w:t xml:space="preserve">Mempelajari penggunaan Pivot Table pada Microsoft Excel untuk mengolah, merangkum, dan menganalisis data secara efektif.</w:t>
-      </w:r>
-    </w:p>
-    <w:p>
-      <w:pPr>
-        <w:spacing w:after="20" w:before="120"/>
+        <w:rPr>
+          <w:lang w:val="sv-SE"/>
+        </w:rPr>
+      </w:pPr>
+      <w:r>
+        <w:rPr>
+          <w:lang w:val="sv-SE"/>
+        </w:rPr>
+        <w:t>Mempelajari penggunaan Pivot Table pada Microsoft Excel untuk mengolah, merangkum, dan menganalisis data secara efektif.</w:t>
+      </w:r>
+    </w:p>
+    <w:p>
+      <w:pPr>
+        <w:spacing w:before="120" w:after="20"/>
+        <w:jc w:val="both"/>
+        <w:rPr>
+          <w:lang w:val="sv-SE"/>
+        </w:rPr>
       </w:pPr>
       <w:r>
         <w:rPr>
@@ -823,29 +1309,38 @@
           <w:color w:val="333333"/>
           <w:sz w:val="21"/>
           <w:szCs w:val="21"/>
-        </w:rPr>
-        <w:t xml:space="preserve">TOEFL — PLCC PENS Center (PENS)</w:t>
+          <w:lang w:val="sv-SE"/>
+        </w:rPr>
+        <w:t>TOEFL — PLCC PENS Center (PENS)</w:t>
       </w:r>
     </w:p>
     <w:p>
       <w:pPr>
         <w:spacing w:after="60"/>
+        <w:jc w:val="both"/>
+        <w:rPr>
+          <w:lang w:val="sv-SE"/>
+        </w:rPr>
       </w:pPr>
       <w:r>
         <w:rPr>
           <w:color w:val="555555"/>
           <w:sz w:val="19"/>
           <w:szCs w:val="19"/>
-        </w:rPr>
-        <w:t xml:space="preserve">Skor 450 · Berlaku Juli 2026 – Juli 2028</w:t>
+          <w:lang w:val="sv-SE"/>
+        </w:rPr>
+        <w:t>Skor 450 · Berlaku Juli 2026 – Juli 2028</w:t>
       </w:r>
     </w:p>
     <w:p>
       <w:pPr>
         <w:pBdr>
-          <w:bottom w:val="single" w:color="1F6F5C" w:sz="6" w:space="2"/>
+          <w:bottom w:val="single" w:sz="6" w:space="2" w:color="1F6F5C"/>
         </w:pBdr>
-        <w:spacing w:after="100" w:before="260"/>
+        <w:spacing w:before="260" w:after="100"/>
+        <w:rPr>
+          <w:lang w:val="sv-SE"/>
+        </w:rPr>
       </w:pPr>
       <w:r>
         <w:rPr>
@@ -854,144 +1349,78 @@
           <w:color w:val="1F6F5C"/>
           <w:sz w:val="22"/>
           <w:szCs w:val="22"/>
-        </w:rPr>
-        <w:t xml:space="preserve">BAHASA</w:t>
+          <w:lang w:val="sv-SE"/>
+        </w:rPr>
+        <w:t>BAHASA</w:t>
       </w:r>
     </w:p>
     <w:p>
       <w:pPr>
         <w:spacing w:after="40"/>
+        <w:jc w:val="both"/>
+        <w:rPr>
+          <w:lang w:val="sv-SE"/>
+        </w:rPr>
       </w:pPr>
       <w:r>
         <w:rPr>
           <w:b/>
           <w:bCs/>
-          <w:sz w:val="20"/>
-          <w:szCs w:val="20"/>
-        </w:rPr>
-        <w:t xml:space="preserve">Bahasa Indonesia</w:t>
+          <w:lang w:val="sv-SE"/>
+        </w:rPr>
+        <w:t>Bahasa Indonesia</w:t>
       </w:r>
       <w:r>
         <w:rPr>
           <w:color w:val="555555"/>
-          <w:sz w:val="20"/>
-          <w:szCs w:val="20"/>
+          <w:lang w:val="sv-SE"/>
         </w:rPr>
         <w:t xml:space="preserve">  —  Tingkat Fasih / Bahasa Ahli</w:t>
       </w:r>
     </w:p>
     <w:p>
+      <w:pPr>
+        <w:jc w:val="both"/>
+      </w:pPr>
+      <w:proofErr w:type="gramStart"/>
       <w:r>
         <w:rPr>
           <w:b/>
           <w:bCs/>
-          <w:sz w:val="20"/>
-          <w:szCs w:val="20"/>
-        </w:rPr>
-        <w:t xml:space="preserve">English</w:t>
+        </w:rPr>
+        <w:t>English</w:t>
       </w:r>
       <w:r>
         <w:rPr>
           <w:color w:val="555555"/>
-          <w:sz w:val="20"/>
-          <w:szCs w:val="20"/>
-        </w:rPr>
-        <w:t xml:space="preserve">  —  Tingkat Dasar</w:t>
+        </w:rPr>
+        <w:t xml:space="preserve">  —</w:t>
+      </w:r>
+      <w:proofErr w:type="gramEnd"/>
+      <w:r>
+        <w:rPr>
+          <w:color w:val="555555"/>
+        </w:rPr>
+        <w:t xml:space="preserve">  Tingkat Dasar</w:t>
       </w:r>
     </w:p>
     <w:sectPr>
-      <w:pgSz w:w="11906" w:h="16838" w:orient="portrait"/>
+      <w:pgSz w:w="11906" w:h="16838"/>
       <w:pgMar w:top="700" w:right="900" w:bottom="700" w:left="900" w:header="708" w:footer="708" w:gutter="0"/>
-      <w:pgNumType/>
+      <w:cols w:space="720"/>
       <w:docGrid w:linePitch="360"/>
     </w:sectPr>
   </w:body>
 </w:document>
 </file>
 
-<file path=word/comments.xml><?xml version="1.0" encoding="utf-8"?>
-<w:comments xmlns:cx="http://schemas.microsoft.com/office/drawing/2014/chartex" xmlns:cx1="http://schemas.microsoft.com/office/drawing/2015/9/8/chartex" xmlns:cx2="http://schemas.microsoft.com/office/drawing/2015/10/21/chartex" xmlns:cx3="http://schemas.microsoft.com/office/drawing/2016/5/9/chartex" xmlns:cx4="http://schemas.microsoft.com/office/drawing/2016/5/10/chartex" xmlns:cx5="http://schemas.microsoft.com/office/drawing/2016/5/11/chartex" xmlns:cx6="http://schemas.microsoft.com/office/drawing/2016/5/12/chartex" xmlns:cx7="http://schemas.microsoft.com/office/drawing/2016/5/13/chartex" xmlns:cx8="http://schemas.microsoft.com/office/drawing/2016/5/14/chartex" xmlns:mc="http://schemas.openxmlformats.org/markup-compatibility/2006" xmlns:aink="http://schemas.microsoft.com/office/drawing/2016/ink" xmlns:am3d="http://schemas.microsoft.com/office/drawing/2017/model3d" xmlns:o="urn:schemas-microsoft-com:office:office" xmlns:r="http://schemas.openxmlformats.org/officeDocument/2006/relationships" xmlns:m="http://schemas.openxmlformats.org/officeDocument/2006/math" xmlns:v="urn:schemas-microsoft-com:vml" xmlns:wp14="http://schemas.microsoft.com/office/word/2010/wordprocessingDrawing" xmlns:wp="http://schemas.openxmlformats.org/drawingml/2006/wordprocessingDrawing" xmlns:w10="urn:schemas-microsoft-com:office:word" xmlns:w="http://schemas.openxmlformats.org/wordprocessingml/2006/main" xmlns:w14="http://schemas.microsoft.com/office/word/2010/wordml" xmlns:w15="http://schemas.microsoft.com/office/word/2012/wordml" xmlns:w16cex="http://schemas.microsoft.com/office/word/2018/wordml/cex" xmlns:w16cid="http://schemas.microsoft.com/office/word/2016/wordml/cid" xmlns:w16="http://schemas.microsoft.com/office/word/2018/wordml" xmlns:w16sdtdh="http://schemas.microsoft.com/office/word/2020/wordml/sdtdatahash" xmlns:w16se="http://schemas.microsoft.com/office/word/2015/wordml/symex" xmlns:wpg="http://schemas.microsoft.com/office/word/2010/wordprocessingGroup" xmlns:wpi="http://schemas.microsoft.com/office/word/2010/wordprocessingInk" xmlns:wne="http://schemas.microsoft.com/office/word/2006/wordml" xmlns:wps="http://schemas.microsoft.com/office/word/2010/wordprocessingShape"/>
-</file>
-
-<file path=word/endnotes.xml><?xml version="1.0" encoding="utf-8"?>
-<w:endnotes xmlns:wpc="http://schemas.microsoft.com/office/word/2010/wordprocessingCanvas" xmlns:mc="http://schemas.openxmlformats.org/markup-compatibility/2006" xmlns:o="urn:schemas-microsoft-com:office:office" xmlns:r="http://schemas.openxmlformats.org/officeDocument/2006/relationships" xmlns:m="http://schemas.openxmlformats.org/officeDocument/2006/math" xmlns:v="urn:schemas-microsoft-com:vml" xmlns:wp14="http://schemas.microsoft.com/office/word/2010/wordprocessingDrawing" xmlns:wp="http://schemas.openxmlformats.org/drawingml/2006/wordprocessingDrawing" xmlns:w10="urn:schemas-microsoft-com:office:word" xmlns:w="http://schemas.openxmlformats.org/wordprocessingml/2006/main" xmlns:w14="http://schemas.microsoft.com/office/word/2010/wordml" xmlns:w15="http://schemas.microsoft.com/office/word/2012/wordml" xmlns:wpg="http://schemas.microsoft.com/office/word/2010/wordprocessingGroup" xmlns:wpi="http://schemas.microsoft.com/office/word/2010/wordprocessingInk" xmlns:wne="http://schemas.microsoft.com/office/word/2006/wordml" xmlns:wps="http://schemas.microsoft.com/office/word/2010/wordprocessingShape" mc:Ignorable="w14 w15 wp14">
-  <w:endnote w:type="separator" w:id="-1">
-    <w:p>
-      <w:pPr>
-        <w:spacing w:after="0" w:line="240" w:lineRule="auto"/>
-      </w:pPr>
-      <w:r>
-        <w:rPr>
-          <w:rStyle w:val="EndnoteReference"/>
-        </w:rPr>
-        <w:endnoteRef/>
-      </w:r>
-      <w:r>
-        <w:separator/>
-      </w:r>
-    </w:p>
-  </w:endnote>
-  <w:endnote w:type="continuationSeparator" w:id="0">
-    <w:p>
-      <w:pPr>
-        <w:spacing w:after="0" w:line="240" w:lineRule="auto"/>
-      </w:pPr>
-      <w:r>
-        <w:rPr>
-          <w:rStyle w:val="EndnoteReference"/>
-        </w:rPr>
-        <w:endnoteRef/>
-      </w:r>
-      <w:r>
-        <w:continuationSeparator/>
-      </w:r>
-    </w:p>
-  </w:endnote>
-</w:endnotes>
-</file>
-
-<file path=word/footnotes.xml><?xml version="1.0" encoding="utf-8"?>
-<w:footnotes xmlns:wpc="http://schemas.microsoft.com/office/word/2010/wordprocessingCanvas" xmlns:mc="http://schemas.openxmlformats.org/markup-compatibility/2006" xmlns:o="urn:schemas-microsoft-com:office:office" xmlns:r="http://schemas.openxmlformats.org/officeDocument/2006/relationships" xmlns:m="http://schemas.openxmlformats.org/officeDocument/2006/math" xmlns:v="urn:schemas-microsoft-com:vml" xmlns:wp14="http://schemas.microsoft.com/office/word/2010/wordprocessingDrawing" xmlns:wp="http://schemas.openxmlformats.org/drawingml/2006/wordprocessingDrawing" xmlns:w10="urn:schemas-microsoft-com:office:word" xmlns:w="http://schemas.openxmlformats.org/wordprocessingml/2006/main" xmlns:w14="http://schemas.microsoft.com/office/word/2010/wordml" xmlns:w15="http://schemas.microsoft.com/office/word/2012/wordml" xmlns:wpg="http://schemas.microsoft.com/office/word/2010/wordprocessingGroup" xmlns:wpi="http://schemas.microsoft.com/office/word/2010/wordprocessingInk" xmlns:wne="http://schemas.microsoft.com/office/word/2006/wordml" xmlns:wps="http://schemas.microsoft.com/office/word/2010/wordprocessingShape" mc:Ignorable="w14 w15 wp14">
-  <w:footnote w:type="separator" w:id="-1">
-    <w:p>
-      <w:pPr>
-        <w:spacing w:after="0" w:line="240" w:lineRule="auto"/>
-      </w:pPr>
-      <w:r>
-        <w:rPr>
-          <w:rStyle w:val="FootnoteReference"/>
-        </w:rPr>
-        <w:footnoteRef/>
-      </w:r>
-      <w:r>
-        <w:separator/>
-      </w:r>
-    </w:p>
-  </w:footnote>
-  <w:footnote w:type="continuationSeparator" w:id="0">
-    <w:p>
-      <w:pPr>
-        <w:spacing w:after="0" w:line="240" w:lineRule="auto"/>
-      </w:pPr>
-      <w:r>
-        <w:rPr>
-          <w:rStyle w:val="FootnoteReference"/>
-        </w:rPr>
-        <w:footnoteRef/>
-      </w:r>
-      <w:r>
-        <w:continuationSeparator/>
-      </w:r>
-    </w:p>
-  </w:footnote>
-</w:footnotes>
-</file>
-
 <file path=word/numbering.xml><?xml version="1.0" encoding="utf-8"?>
-<w:numbering xmlns:wpc="http://schemas.microsoft.com/office/word/2010/wordprocessingCanvas" xmlns:mc="http://schemas.openxmlformats.org/markup-compatibility/2006" xmlns:o="urn:schemas-microsoft-com:office:office" xmlns:r="http://schemas.openxmlformats.org/officeDocument/2006/relationships" xmlns:m="http://schemas.openxmlformats.org/officeDocument/2006/math" xmlns:v="urn:schemas-microsoft-com:vml" xmlns:wp14="http://schemas.microsoft.com/office/word/2010/wordprocessingDrawing" xmlns:wp="http://schemas.openxmlformats.org/drawingml/2006/wordprocessingDrawing" xmlns:w10="urn:schemas-microsoft-com:office:word" xmlns:w="http://schemas.openxmlformats.org/wordprocessingml/2006/main" xmlns:w14="http://schemas.microsoft.com/office/word/2010/wordml" xmlns:w15="http://schemas.microsoft.com/office/word/2012/wordml" xmlns:wpg="http://schemas.microsoft.com/office/word/2010/wordprocessingGroup" xmlns:wpi="http://schemas.microsoft.com/office/word/2010/wordprocessingInk" xmlns:wne="http://schemas.microsoft.com/office/word/2006/wordml" xmlns:wps="http://schemas.microsoft.com/office/word/2010/wordprocessingShape" mc:Ignorable="w14 w15 wp14">
-  <w:abstractNum w:abstractNumId="1" w15:restartNumberingAfterBreak="0">
+<w:numbering xmlns:wpc="http://schemas.microsoft.com/office/word/2010/wordprocessingCanvas" xmlns:cx="http://schemas.microsoft.com/office/drawing/2014/chartex" xmlns:cx1="http://schemas.microsoft.com/office/drawing/2015/9/8/chartex" xmlns:cx2="http://schemas.microsoft.com/office/drawing/2015/10/21/chartex" xmlns:cx3="http://schemas.microsoft.com/office/drawing/2016/5/9/chartex" xmlns:cx4="http://schemas.microsoft.com/office/drawing/2016/5/10/chartex" xmlns:cx5="http://schemas.microsoft.com/office/drawing/2016/5/11/chartex" xmlns:cx6="http://schemas.microsoft.com/office/drawing/2016/5/12/chartex" xmlns:cx7="http://schemas.microsoft.com/office/drawing/2016/5/13/chartex" xmlns:cx8="http://schemas.microsoft.com/office/drawing/2016/5/14/chartex" xmlns:mc="http://schemas.openxmlformats.org/markup-compatibility/2006" xmlns:aink="http://schemas.microsoft.com/office/drawing/2016/ink" xmlns:am3d="http://schemas.microsoft.com/office/drawing/2017/model3d" xmlns:o="urn:schemas-microsoft-com:office:office" xmlns:oel="http://schemas.microsoft.com/office/2019/extlst" xmlns:r="http://schemas.openxmlformats.org/officeDocument/2006/relationships" xmlns:m="http://schemas.openxmlformats.org/officeDocument/2006/math" xmlns:v="urn:schemas-microsoft-com:vml" xmlns:wp14="http://schemas.microsoft.com/office/word/2010/wordprocessingDrawing" xmlns:wp="http://schemas.openxmlformats.org/drawingml/2006/wordprocessingDrawing" xmlns:w10="urn:schemas-microsoft-com:office:word" xmlns:w="http://schemas.openxmlformats.org/wordprocessingml/2006/main" xmlns:w14="http://schemas.microsoft.com/office/word/2010/wordml" xmlns:w15="http://schemas.microsoft.com/office/word/2012/wordml" xmlns:w16cex="http://schemas.microsoft.com/office/word/2018/wordml/cex" xmlns:w16cid="http://schemas.microsoft.com/office/word/2016/wordml/cid" xmlns:w16="http://schemas.microsoft.com/office/word/2018/wordml" xmlns:w16du="http://schemas.microsoft.com/office/word/2023/wordml/word16du" xmlns:w16sdtdh="http://schemas.microsoft.com/office/word/2020/wordml/sdtdatahash" xmlns:w16sdtfl="http://schemas.microsoft.com/office/word/2024/wordml/sdtformatlock" xmlns:w16se="http://schemas.microsoft.com/office/word/2015/wordml/symex" xmlns:wpg="http://schemas.microsoft.com/office/word/2010/wordprocessingGroup" xmlns:wpi="http://schemas.microsoft.com/office/word/2010/wordprocessingInk" xmlns:wne="http://schemas.microsoft.com/office/word/2006/wordml" xmlns:wps="http://schemas.microsoft.com/office/word/2010/wordprocessingShape" mc:Ignorable="w14 w15 w16se w16cid w16 w16cex w16sdtdh w16sdtfl w16du wp14">
+  <w:abstractNum w:abstractNumId="0" w15:restartNumberingAfterBreak="0">
+    <w:nsid w:val="1AD63368"/>
     <w:multiLevelType w:val="hybridMultilevel"/>
-    <w:lvl w:ilvl="0" w15:tentative="1">
+    <w:tmpl w:val="6652C1A0"/>
+    <w:lvl w:ilvl="0" w:tplc="B1908374">
       <w:start w:val="1"/>
       <w:numFmt w:val="bullet"/>
       <w:lvlText w:val="●"/>
@@ -1000,7 +1429,7 @@
         <w:ind w:left="720" w:hanging="360"/>
       </w:pPr>
     </w:lvl>
-    <w:lvl w:ilvl="1" w15:tentative="1">
+    <w:lvl w:ilvl="1" w:tplc="96C69926">
       <w:start w:val="1"/>
       <w:numFmt w:val="bullet"/>
       <w:lvlText w:val="○"/>
@@ -1009,7 +1438,7 @@
         <w:ind w:left="1440" w:hanging="360"/>
       </w:pPr>
     </w:lvl>
-    <w:lvl w:ilvl="2" w15:tentative="1">
+    <w:lvl w:ilvl="2" w:tplc="E1A0679C">
       <w:start w:val="1"/>
       <w:numFmt w:val="bullet"/>
       <w:lvlText w:val="■"/>
@@ -1018,7 +1447,7 @@
         <w:ind w:left="2160" w:hanging="360"/>
       </w:pPr>
     </w:lvl>
-    <w:lvl w:ilvl="3" w15:tentative="1">
+    <w:lvl w:ilvl="3" w:tplc="4AE48FC4">
       <w:start w:val="1"/>
       <w:numFmt w:val="bullet"/>
       <w:lvlText w:val="●"/>
@@ -1027,7 +1456,7 @@
         <w:ind w:left="2880" w:hanging="360"/>
       </w:pPr>
     </w:lvl>
-    <w:lvl w:ilvl="4" w15:tentative="1">
+    <w:lvl w:ilvl="4" w:tplc="FEC20DDE">
       <w:start w:val="1"/>
       <w:numFmt w:val="bullet"/>
       <w:lvlText w:val="○"/>
@@ -1036,7 +1465,7 @@
         <w:ind w:left="3600" w:hanging="360"/>
       </w:pPr>
     </w:lvl>
-    <w:lvl w:ilvl="5" w15:tentative="1">
+    <w:lvl w:ilvl="5" w:tplc="43BC184E">
       <w:start w:val="1"/>
       <w:numFmt w:val="bullet"/>
       <w:lvlText w:val="■"/>
@@ -1045,7 +1474,7 @@
         <w:ind w:left="4320" w:hanging="360"/>
       </w:pPr>
     </w:lvl>
-    <w:lvl w:ilvl="6" w15:tentative="1">
+    <w:lvl w:ilvl="6" w:tplc="CBCE39AC">
       <w:start w:val="1"/>
       <w:numFmt w:val="bullet"/>
       <w:lvlText w:val="●"/>
@@ -1054,7 +1483,7 @@
         <w:ind w:left="5040" w:hanging="360"/>
       </w:pPr>
     </w:lvl>
-    <w:lvl w:ilvl="7" w15:tentative="1">
+    <w:lvl w:ilvl="7" w:tplc="E8C69078">
       <w:start w:val="1"/>
       <w:numFmt w:val="bullet"/>
       <w:lvlText w:val="●"/>
@@ -1063,7 +1492,7 @@
         <w:ind w:left="5760" w:hanging="360"/>
       </w:pPr>
     </w:lvl>
-    <w:lvl w:ilvl="8" w15:tentative="1">
+    <w:lvl w:ilvl="8" w:tplc="C50284DE">
       <w:start w:val="1"/>
       <w:numFmt w:val="bullet"/>
       <w:lvlText w:val="●"/>
@@ -1073,9 +1502,11 @@
       </w:pPr>
     </w:lvl>
   </w:abstractNum>
-  <w:abstractNum w:abstractNumId="2" w15:restartNumberingAfterBreak="0">
+  <w:abstractNum w:abstractNumId="1" w15:restartNumberingAfterBreak="0">
+    <w:nsid w:val="7E71080A"/>
     <w:multiLevelType w:val="hybridMultilevel"/>
-    <w:lvl w:ilvl="0" w15:tentative="1">
+    <w:tmpl w:val="4DF62782"/>
+    <w:lvl w:ilvl="0" w:tplc="06FE7CAE">
       <w:start w:val="1"/>
       <w:numFmt w:val="bullet"/>
       <w:lvlText w:val="•"/>
@@ -1084,15 +1515,55 @@
         <w:ind w:left="360" w:hanging="260"/>
       </w:pPr>
     </w:lvl>
+    <w:lvl w:ilvl="1" w:tplc="A3381E56">
+      <w:numFmt w:val="decimal"/>
+      <w:lvlText w:val=""/>
+      <w:lvlJc w:val="left"/>
+    </w:lvl>
+    <w:lvl w:ilvl="2" w:tplc="132012B0">
+      <w:numFmt w:val="decimal"/>
+      <w:lvlText w:val=""/>
+      <w:lvlJc w:val="left"/>
+    </w:lvl>
+    <w:lvl w:ilvl="3" w:tplc="2F4A78D4">
+      <w:numFmt w:val="decimal"/>
+      <w:lvlText w:val=""/>
+      <w:lvlJc w:val="left"/>
+    </w:lvl>
+    <w:lvl w:ilvl="4" w:tplc="FF5C202A">
+      <w:numFmt w:val="decimal"/>
+      <w:lvlText w:val=""/>
+      <w:lvlJc w:val="left"/>
+    </w:lvl>
+    <w:lvl w:ilvl="5" w:tplc="3DDA283C">
+      <w:numFmt w:val="decimal"/>
+      <w:lvlText w:val=""/>
+      <w:lvlJc w:val="left"/>
+    </w:lvl>
+    <w:lvl w:ilvl="6" w:tplc="CDE2CC0A">
+      <w:numFmt w:val="decimal"/>
+      <w:lvlText w:val=""/>
+      <w:lvlJc w:val="left"/>
+    </w:lvl>
+    <w:lvl w:ilvl="7" w:tplc="54C45B44">
+      <w:numFmt w:val="decimal"/>
+      <w:lvlText w:val=""/>
+      <w:lvlJc w:val="left"/>
+    </w:lvl>
+    <w:lvl w:ilvl="8" w:tplc="D4960366">
+      <w:numFmt w:val="decimal"/>
+      <w:lvlText w:val=""/>
+      <w:lvlJc w:val="left"/>
+    </w:lvl>
   </w:abstractNum>
-  <w:num w:numId="1">
-    <w:abstractNumId w:val="1"/>
+  <w:num w:numId="1" w16cid:durableId="1146047000">
+    <w:abstractNumId w:val="0"/>
     <w:lvlOverride w:ilvl="0">
       <w:startOverride w:val="1"/>
     </w:lvlOverride>
   </w:num>
-  <w:num w:numId="2">
-    <w:abstractNumId w:val="2"/>
+  <w:num w:numId="2" w16cid:durableId="492994312">
+    <w:abstractNumId w:val="1"/>
     <w:lvlOverride w:ilvl="0">
       <w:startOverride w:val="1"/>
     </w:lvlOverride>
@@ -1101,26 +1572,405 @@
 </file>
 
 <file path=word/styles.xml><?xml version="1.0" encoding="utf-8"?>
-<w:styles xmlns:mc="http://schemas.openxmlformats.org/markup-compatibility/2006" xmlns:r="http://schemas.openxmlformats.org/officeDocument/2006/relationships" xmlns:w="http://schemas.openxmlformats.org/wordprocessingml/2006/main" xmlns:w14="http://schemas.microsoft.com/office/word/2010/wordml" xmlns:w15="http://schemas.microsoft.com/office/word/2012/wordml" mc:Ignorable="w14 w15">
+<w:styles xmlns:mc="http://schemas.openxmlformats.org/markup-compatibility/2006" xmlns:r="http://schemas.openxmlformats.org/officeDocument/2006/relationships" xmlns:w="http://schemas.openxmlformats.org/wordprocessingml/2006/main" xmlns:w14="http://schemas.microsoft.com/office/word/2010/wordml" xmlns:w15="http://schemas.microsoft.com/office/word/2012/wordml" xmlns:w16cex="http://schemas.microsoft.com/office/word/2018/wordml/cex" xmlns:w16cid="http://schemas.microsoft.com/office/word/2016/wordml/cid" xmlns:w16="http://schemas.microsoft.com/office/word/2018/wordml" xmlns:w16du="http://schemas.microsoft.com/office/word/2023/wordml/word16du" xmlns:w16sdtdh="http://schemas.microsoft.com/office/word/2020/wordml/sdtdatahash" xmlns:w16sdtfl="http://schemas.microsoft.com/office/word/2024/wordml/sdtformatlock" xmlns:w16se="http://schemas.microsoft.com/office/word/2015/wordml/symex" mc:Ignorable="w14 w15 w16se w16cid w16 w16cex w16sdtdh w16sdtfl w16du">
   <w:docDefaults>
-    <w:rPrDefault/>
+    <w:rPrDefault>
+      <w:rPr>
+        <w:rFonts w:ascii="Times New Roman" w:eastAsia="Times New Roman" w:hAnsi="Times New Roman" w:cs="Times New Roman"/>
+        <w:lang w:val="en-ID" w:eastAsia="en-ID" w:bidi="ar-SA"/>
+      </w:rPr>
+    </w:rPrDefault>
     <w:pPrDefault/>
   </w:docDefaults>
-  <w:style w:type="paragraph" w:styleId="Title">
-    <w:name w:val="Title"/>
-    <w:basedOn w:val="Normal"/>
-    <w:next w:val="Normal"/>
+  <w:latentStyles w:defLockedState="0" w:defUIPriority="99" w:defSemiHidden="0" w:defUnhideWhenUsed="0" w:defQFormat="0" w:count="376">
+    <w:lsdException w:name="Normal" w:uiPriority="0" w:qFormat="1"/>
+    <w:lsdException w:name="heading 1" w:uiPriority="9" w:qFormat="1"/>
+    <w:lsdException w:name="heading 2" w:semiHidden="1" w:uiPriority="9" w:unhideWhenUsed="1" w:qFormat="1"/>
+    <w:lsdException w:name="heading 3" w:semiHidden="1" w:uiPriority="9" w:unhideWhenUsed="1" w:qFormat="1"/>
+    <w:lsdException w:name="heading 4" w:semiHidden="1" w:uiPriority="9" w:unhideWhenUsed="1" w:qFormat="1"/>
+    <w:lsdException w:name="heading 5" w:semiHidden="1" w:uiPriority="9" w:unhideWhenUsed="1" w:qFormat="1"/>
+    <w:lsdException w:name="heading 6" w:semiHidden="1" w:uiPriority="9" w:unhideWhenUsed="1" w:qFormat="1"/>
+    <w:lsdException w:name="heading 7" w:semiHidden="1" w:uiPriority="9" w:unhideWhenUsed="1" w:qFormat="1"/>
+    <w:lsdException w:name="heading 8" w:semiHidden="1" w:uiPriority="9" w:unhideWhenUsed="1" w:qFormat="1"/>
+    <w:lsdException w:name="heading 9" w:semiHidden="1" w:uiPriority="9" w:unhideWhenUsed="1" w:qFormat="1"/>
+    <w:lsdException w:name="index 1" w:semiHidden="1" w:unhideWhenUsed="1"/>
+    <w:lsdException w:name="index 2" w:semiHidden="1" w:unhideWhenUsed="1"/>
+    <w:lsdException w:name="index 3" w:semiHidden="1" w:unhideWhenUsed="1"/>
+    <w:lsdException w:name="index 4" w:semiHidden="1" w:unhideWhenUsed="1"/>
+    <w:lsdException w:name="index 5" w:semiHidden="1" w:unhideWhenUsed="1"/>
+    <w:lsdException w:name="index 6" w:semiHidden="1" w:unhideWhenUsed="1"/>
+    <w:lsdException w:name="index 7" w:semiHidden="1" w:unhideWhenUsed="1"/>
+    <w:lsdException w:name="index 8" w:semiHidden="1" w:unhideWhenUsed="1"/>
+    <w:lsdException w:name="index 9" w:semiHidden="1" w:unhideWhenUsed="1"/>
+    <w:lsdException w:name="toc 1" w:semiHidden="1" w:uiPriority="39" w:unhideWhenUsed="1"/>
+    <w:lsdException w:name="toc 2" w:semiHidden="1" w:uiPriority="39" w:unhideWhenUsed="1"/>
+    <w:lsdException w:name="toc 3" w:semiHidden="1" w:uiPriority="39" w:unhideWhenUsed="1"/>
+    <w:lsdException w:name="toc 4" w:semiHidden="1" w:uiPriority="39" w:unhideWhenUsed="1"/>
+    <w:lsdException w:name="toc 5" w:semiHidden="1" w:uiPriority="39" w:unhideWhenUsed="1"/>
+    <w:lsdException w:name="toc 6" w:semiHidden="1" w:uiPriority="39" w:unhideWhenUsed="1"/>
+    <w:lsdException w:name="toc 7" w:semiHidden="1" w:uiPriority="39" w:unhideWhenUsed="1"/>
+    <w:lsdException w:name="toc 8" w:semiHidden="1" w:uiPriority="39" w:unhideWhenUsed="1"/>
+    <w:lsdException w:name="toc 9" w:semiHidden="1" w:uiPriority="39" w:unhideWhenUsed="1"/>
+    <w:lsdException w:name="Normal Indent" w:semiHidden="1" w:unhideWhenUsed="1"/>
+    <w:lsdException w:name="footnote text" w:semiHidden="1" w:unhideWhenUsed="1"/>
+    <w:lsdException w:name="annotation text" w:semiHidden="1" w:unhideWhenUsed="1"/>
+    <w:lsdException w:name="header" w:semiHidden="1" w:unhideWhenUsed="1"/>
+    <w:lsdException w:name="footer" w:semiHidden="1" w:unhideWhenUsed="1"/>
+    <w:lsdException w:name="index heading" w:semiHidden="1" w:unhideWhenUsed="1"/>
+    <w:lsdException w:name="caption" w:semiHidden="1" w:uiPriority="35" w:unhideWhenUsed="1" w:qFormat="1"/>
+    <w:lsdException w:name="table of figures" w:semiHidden="1" w:unhideWhenUsed="1"/>
+    <w:lsdException w:name="envelope address" w:semiHidden="1" w:unhideWhenUsed="1"/>
+    <w:lsdException w:name="envelope return" w:semiHidden="1" w:unhideWhenUsed="1"/>
+    <w:lsdException w:name="footnote reference" w:semiHidden="1" w:unhideWhenUsed="1"/>
+    <w:lsdException w:name="annotation reference" w:semiHidden="1" w:unhideWhenUsed="1"/>
+    <w:lsdException w:name="line number" w:semiHidden="1" w:unhideWhenUsed="1"/>
+    <w:lsdException w:name="page number" w:semiHidden="1" w:unhideWhenUsed="1"/>
+    <w:lsdException w:name="endnote reference" w:semiHidden="1" w:unhideWhenUsed="1"/>
+    <w:lsdException w:name="endnote text" w:semiHidden="1" w:unhideWhenUsed="1"/>
+    <w:lsdException w:name="table of authorities" w:semiHidden="1" w:unhideWhenUsed="1"/>
+    <w:lsdException w:name="macro" w:semiHidden="1" w:unhideWhenUsed="1"/>
+    <w:lsdException w:name="toa heading" w:semiHidden="1" w:unhideWhenUsed="1"/>
+    <w:lsdException w:name="List" w:semiHidden="1" w:unhideWhenUsed="1"/>
+    <w:lsdException w:name="List Bullet" w:semiHidden="1" w:unhideWhenUsed="1"/>
+    <w:lsdException w:name="List Number" w:semiHidden="1" w:unhideWhenUsed="1"/>
+    <w:lsdException w:name="List 2" w:semiHidden="1" w:unhideWhenUsed="1"/>
+    <w:lsdException w:name="List 3" w:semiHidden="1" w:unhideWhenUsed="1"/>
+    <w:lsdException w:name="List 4" w:semiHidden="1" w:unhideWhenUsed="1"/>
+    <w:lsdException w:name="List 5" w:semiHidden="1" w:unhideWhenUsed="1"/>
+    <w:lsdException w:name="List Bullet 2" w:semiHidden="1" w:unhideWhenUsed="1"/>
+    <w:lsdException w:name="List Bullet 3" w:semiHidden="1" w:unhideWhenUsed="1"/>
+    <w:lsdException w:name="List Bullet 4" w:semiHidden="1" w:unhideWhenUsed="1"/>
+    <w:lsdException w:name="List Bullet 5" w:semiHidden="1" w:unhideWhenUsed="1"/>
+    <w:lsdException w:name="List Number 2" w:semiHidden="1" w:unhideWhenUsed="1"/>
+    <w:lsdException w:name="List Number 3" w:semiHidden="1" w:unhideWhenUsed="1"/>
+    <w:lsdException w:name="List Number 4" w:semiHidden="1" w:unhideWhenUsed="1"/>
+    <w:lsdException w:name="List Number 5" w:semiHidden="1" w:unhideWhenUsed="1"/>
+    <w:lsdException w:name="Title" w:uiPriority="10" w:qFormat="1"/>
+    <w:lsdException w:name="Closing" w:semiHidden="1" w:unhideWhenUsed="1"/>
+    <w:lsdException w:name="Signature" w:semiHidden="1" w:unhideWhenUsed="1"/>
+    <w:lsdException w:name="Default Paragraph Font" w:semiHidden="1" w:uiPriority="1" w:unhideWhenUsed="1"/>
+    <w:lsdException w:name="Body Text" w:semiHidden="1" w:unhideWhenUsed="1"/>
+    <w:lsdException w:name="Body Text Indent" w:semiHidden="1" w:unhideWhenUsed="1"/>
+    <w:lsdException w:name="List Continue" w:semiHidden="1" w:unhideWhenUsed="1"/>
+    <w:lsdException w:name="List Continue 2" w:semiHidden="1" w:unhideWhenUsed="1"/>
+    <w:lsdException w:name="List Continue 3" w:semiHidden="1" w:unhideWhenUsed="1"/>
+    <w:lsdException w:name="List Continue 4" w:semiHidden="1" w:unhideWhenUsed="1"/>
+    <w:lsdException w:name="List Continue 5" w:semiHidden="1" w:unhideWhenUsed="1"/>
+    <w:lsdException w:name="Message Header" w:semiHidden="1" w:unhideWhenUsed="1"/>
+    <w:lsdException w:name="Subtitle" w:uiPriority="11" w:qFormat="1"/>
+    <w:lsdException w:name="Salutation" w:semiHidden="1" w:unhideWhenUsed="1"/>
+    <w:lsdException w:name="Date" w:semiHidden="1" w:unhideWhenUsed="1"/>
+    <w:lsdException w:name="Body Text First Indent" w:semiHidden="1" w:unhideWhenUsed="1"/>
+    <w:lsdException w:name="Body Text First Indent 2" w:semiHidden="1" w:unhideWhenUsed="1"/>
+    <w:lsdException w:name="Note Heading" w:semiHidden="1" w:unhideWhenUsed="1"/>
+    <w:lsdException w:name="Body Text 2" w:semiHidden="1" w:unhideWhenUsed="1"/>
+    <w:lsdException w:name="Body Text 3" w:semiHidden="1" w:unhideWhenUsed="1"/>
+    <w:lsdException w:name="Body Text Indent 2" w:semiHidden="1" w:unhideWhenUsed="1"/>
+    <w:lsdException w:name="Body Text Indent 3" w:semiHidden="1" w:unhideWhenUsed="1"/>
+    <w:lsdException w:name="Block Text" w:semiHidden="1" w:unhideWhenUsed="1"/>
+    <w:lsdException w:name="Hyperlink" w:semiHidden="1" w:unhideWhenUsed="1"/>
+    <w:lsdException w:name="FollowedHyperlink" w:semiHidden="1" w:unhideWhenUsed="1"/>
+    <w:lsdException w:name="Strong" w:uiPriority="22" w:qFormat="1"/>
+    <w:lsdException w:name="Emphasis" w:uiPriority="20" w:qFormat="1"/>
+    <w:lsdException w:name="Document Map" w:semiHidden="1" w:unhideWhenUsed="1"/>
+    <w:lsdException w:name="Plain Text" w:semiHidden="1" w:unhideWhenUsed="1"/>
+    <w:lsdException w:name="E-mail Signature" w:semiHidden="1" w:unhideWhenUsed="1"/>
+    <w:lsdException w:name="HTML Top of Form" w:semiHidden="1" w:unhideWhenUsed="1"/>
+    <w:lsdException w:name="HTML Bottom of Form" w:semiHidden="1" w:unhideWhenUsed="1"/>
+    <w:lsdException w:name="Normal (Web)" w:semiHidden="1" w:unhideWhenUsed="1"/>
+    <w:lsdException w:name="HTML Acronym" w:semiHidden="1" w:unhideWhenUsed="1"/>
+    <w:lsdException w:name="HTML Address" w:semiHidden="1" w:unhideWhenUsed="1"/>
+    <w:lsdException w:name="HTML Cite" w:semiHidden="1" w:unhideWhenUsed="1"/>
+    <w:lsdException w:name="HTML Code" w:semiHidden="1" w:unhideWhenUsed="1"/>
+    <w:lsdException w:name="HTML Definition" w:semiHidden="1" w:unhideWhenUsed="1"/>
+    <w:lsdException w:name="HTML Keyboard" w:semiHidden="1" w:unhideWhenUsed="1"/>
+    <w:lsdException w:name="HTML Preformatted" w:semiHidden="1" w:unhideWhenUsed="1"/>
+    <w:lsdException w:name="HTML Sample" w:semiHidden="1" w:unhideWhenUsed="1"/>
+    <w:lsdException w:name="HTML Typewriter" w:semiHidden="1" w:unhideWhenUsed="1"/>
+    <w:lsdException w:name="HTML Variable" w:semiHidden="1" w:unhideWhenUsed="1"/>
+    <w:lsdException w:name="Normal Table" w:semiHidden="1" w:unhideWhenUsed="1"/>
+    <w:lsdException w:name="annotation subject" w:semiHidden="1" w:unhideWhenUsed="1"/>
+    <w:lsdException w:name="No List" w:semiHidden="1" w:unhideWhenUsed="1"/>
+    <w:lsdException w:name="Outline List 1" w:semiHidden="1" w:unhideWhenUsed="1"/>
+    <w:lsdException w:name="Outline List 2" w:semiHidden="1" w:unhideWhenUsed="1"/>
+    <w:lsdException w:name="Outline List 3" w:semiHidden="1" w:unhideWhenUsed="1"/>
+    <w:lsdException w:name="Table Simple 1" w:semiHidden="1" w:unhideWhenUsed="1"/>
+    <w:lsdException w:name="Table Simple 2" w:semiHidden="1" w:unhideWhenUsed="1"/>
+    <w:lsdException w:name="Table Simple 3" w:semiHidden="1" w:unhideWhenUsed="1"/>
+    <w:lsdException w:name="Table Classic 1" w:semiHidden="1" w:unhideWhenUsed="1"/>
+    <w:lsdException w:name="Table Classic 2" w:semiHidden="1" w:unhideWhenUsed="1"/>
+    <w:lsdException w:name="Table Classic 3" w:semiHidden="1" w:unhideWhenUsed="1"/>
+    <w:lsdException w:name="Table Classic 4" w:semiHidden="1" w:unhideWhenUsed="1"/>
+    <w:lsdException w:name="Table Colorful 1" w:semiHidden="1" w:unhideWhenUsed="1"/>
+    <w:lsdException w:name="Table Colorful 2" w:semiHidden="1" w:unhideWhenUsed="1"/>
+    <w:lsdException w:name="Table Colorful 3" w:semiHidden="1" w:unhideWhenUsed="1"/>
+    <w:lsdException w:name="Table Columns 1" w:semiHidden="1" w:unhideWhenUsed="1"/>
+    <w:lsdException w:name="Table Columns 2" w:semiHidden="1" w:unhideWhenUsed="1"/>
+    <w:lsdException w:name="Table Columns 3" w:semiHidden="1" w:unhideWhenUsed="1"/>
+    <w:lsdException w:name="Table Columns 4" w:semiHidden="1" w:unhideWhenUsed="1"/>
+    <w:lsdException w:name="Table Columns 5" w:semiHidden="1" w:unhideWhenUsed="1"/>
+    <w:lsdException w:name="Table Grid 1" w:semiHidden="1" w:unhideWhenUsed="1"/>
+    <w:lsdException w:name="Table Grid 2" w:semiHidden="1" w:unhideWhenUsed="1"/>
+    <w:lsdException w:name="Table Grid 3" w:semiHidden="1" w:unhideWhenUsed="1"/>
+    <w:lsdException w:name="Table Grid 4" w:semiHidden="1" w:unhideWhenUsed="1"/>
+    <w:lsdException w:name="Table Grid 5" w:semiHidden="1" w:unhideWhenUsed="1"/>
+    <w:lsdException w:name="Table Grid 6" w:semiHidden="1" w:unhideWhenUsed="1"/>
+    <w:lsdException w:name="Table Grid 7" w:semiHidden="1" w:unhideWhenUsed="1"/>
+    <w:lsdException w:name="Table Grid 8" w:semiHidden="1" w:unhideWhenUsed="1"/>
+    <w:lsdException w:name="Table List 1" w:semiHidden="1" w:unhideWhenUsed="1"/>
+    <w:lsdException w:name="Table List 2" w:semiHidden="1" w:unhideWhenUsed="1"/>
+    <w:lsdException w:name="Table List 3" w:semiHidden="1" w:unhideWhenUsed="1"/>
+    <w:lsdException w:name="Table List 4" w:semiHidden="1" w:unhideWhenUsed="1"/>
+    <w:lsdException w:name="Table List 5" w:semiHidden="1" w:unhideWhenUsed="1"/>
+    <w:lsdException w:name="Table List 6" w:semiHidden="1" w:unhideWhenUsed="1"/>
+    <w:lsdException w:name="Table List 7" w:semiHidden="1" w:unhideWhenUsed="1"/>
+    <w:lsdException w:name="Table List 8" w:semiHidden="1" w:unhideWhenUsed="1"/>
+    <w:lsdException w:name="Table 3D effects 1" w:semiHidden="1" w:unhideWhenUsed="1"/>
+    <w:lsdException w:name="Table 3D effects 2" w:semiHidden="1" w:unhideWhenUsed="1"/>
+    <w:lsdException w:name="Table 3D effects 3" w:semiHidden="1" w:unhideWhenUsed="1"/>
+    <w:lsdException w:name="Table Contemporary" w:semiHidden="1" w:unhideWhenUsed="1"/>
+    <w:lsdException w:name="Table Elegant" w:semiHidden="1" w:unhideWhenUsed="1"/>
+    <w:lsdException w:name="Table Professional" w:semiHidden="1" w:unhideWhenUsed="1"/>
+    <w:lsdException w:name="Table Subtle 1" w:semiHidden="1" w:unhideWhenUsed="1"/>
+    <w:lsdException w:name="Table Subtle 2" w:semiHidden="1" w:unhideWhenUsed="1"/>
+    <w:lsdException w:name="Table Web 1" w:semiHidden="1" w:unhideWhenUsed="1"/>
+    <w:lsdException w:name="Table Web 2" w:semiHidden="1" w:unhideWhenUsed="1"/>
+    <w:lsdException w:name="Table Web 3" w:semiHidden="1" w:unhideWhenUsed="1"/>
+    <w:lsdException w:name="Balloon Text" w:semiHidden="1" w:unhideWhenUsed="1"/>
+    <w:lsdException w:name="Table Grid" w:uiPriority="39"/>
+    <w:lsdException w:name="Table Theme" w:semiHidden="1" w:unhideWhenUsed="1"/>
+    <w:lsdException w:name="Placeholder Text" w:semiHidden="1"/>
+    <w:lsdException w:name="No Spacing" w:uiPriority="1" w:qFormat="1"/>
+    <w:lsdException w:name="Light Shading" w:uiPriority="60"/>
+    <w:lsdException w:name="Light List" w:uiPriority="61"/>
+    <w:lsdException w:name="Light Grid" w:uiPriority="62"/>
+    <w:lsdException w:name="Medium Shading 1" w:uiPriority="63"/>
+    <w:lsdException w:name="Medium Shading 2" w:uiPriority="64"/>
+    <w:lsdException w:name="Medium List 1" w:uiPriority="65"/>
+    <w:lsdException w:name="Medium List 2" w:uiPriority="66"/>
+    <w:lsdException w:name="Medium Grid 1" w:uiPriority="67"/>
+    <w:lsdException w:name="Medium Grid 2" w:uiPriority="68"/>
+    <w:lsdException w:name="Medium Grid 3" w:uiPriority="69"/>
+    <w:lsdException w:name="Dark List" w:uiPriority="70"/>
+    <w:lsdException w:name="Colorful Shading" w:uiPriority="71"/>
+    <w:lsdException w:name="Colorful List" w:uiPriority="72"/>
+    <w:lsdException w:name="Colorful Grid" w:uiPriority="73"/>
+    <w:lsdException w:name="Light Shading Accent 1" w:uiPriority="60"/>
+    <w:lsdException w:name="Light List Accent 1" w:uiPriority="61"/>
+    <w:lsdException w:name="Light Grid Accent 1" w:uiPriority="62"/>
+    <w:lsdException w:name="Medium Shading 1 Accent 1" w:uiPriority="63"/>
+    <w:lsdException w:name="Medium Shading 2 Accent 1" w:uiPriority="64"/>
+    <w:lsdException w:name="Medium List 1 Accent 1" w:uiPriority="65"/>
+    <w:lsdException w:name="Revision" w:semiHidden="1"/>
+    <w:lsdException w:name="List Paragraph" w:uiPriority="34" w:qFormat="1"/>
+    <w:lsdException w:name="Quote" w:uiPriority="29" w:qFormat="1"/>
+    <w:lsdException w:name="Intense Quote" w:uiPriority="30" w:qFormat="1"/>
+    <w:lsdException w:name="Medium List 2 Accent 1" w:uiPriority="66"/>
+    <w:lsdException w:name="Medium Grid 1 Accent 1" w:uiPriority="67"/>
+    <w:lsdException w:name="Medium Grid 2 Accent 1" w:uiPriority="68"/>
+    <w:lsdException w:name="Medium Grid 3 Accent 1" w:uiPriority="69"/>
+    <w:lsdException w:name="Dark List Accent 1" w:uiPriority="70"/>
+    <w:lsdException w:name="Colorful Shading Accent 1" w:uiPriority="71"/>
+    <w:lsdException w:name="Colorful List Accent 1" w:uiPriority="72"/>
+    <w:lsdException w:name="Colorful Grid Accent 1" w:uiPriority="73"/>
+    <w:lsdException w:name="Light Shading Accent 2" w:uiPriority="60"/>
+    <w:lsdException w:name="Light List Accent 2" w:uiPriority="61"/>
+    <w:lsdException w:name="Light Grid Accent 2" w:uiPriority="62"/>
+    <w:lsdException w:name="Medium Shading 1 Accent 2" w:uiPriority="63"/>
+    <w:lsdException w:name="Medium Shading 2 Accent 2" w:uiPriority="64"/>
+    <w:lsdException w:name="Medium List 1 Accent 2" w:uiPriority="65"/>
+    <w:lsdException w:name="Medium List 2 Accent 2" w:uiPriority="66"/>
+    <w:lsdException w:name="Medium Grid 1 Accent 2" w:uiPriority="67"/>
+    <w:lsdException w:name="Medium Grid 2 Accent 2" w:uiPriority="68"/>
+    <w:lsdException w:name="Medium Grid 3 Accent 2" w:uiPriority="69"/>
+    <w:lsdException w:name="Dark List Accent 2" w:uiPriority="70"/>
+    <w:lsdException w:name="Colorful Shading Accent 2" w:uiPriority="71"/>
+    <w:lsdException w:name="Colorful List Accent 2" w:uiPriority="72"/>
+    <w:lsdException w:name="Colorful Grid Accent 2" w:uiPriority="73"/>
+    <w:lsdException w:name="Light Shading Accent 3" w:uiPriority="60"/>
+    <w:lsdException w:name="Light List Accent 3" w:uiPriority="61"/>
+    <w:lsdException w:name="Light Grid Accent 3" w:uiPriority="62"/>
+    <w:lsdException w:name="Medium Shading 1 Accent 3" w:uiPriority="63"/>
+    <w:lsdException w:name="Medium Shading 2 Accent 3" w:uiPriority="64"/>
+    <w:lsdException w:name="Medium List 1 Accent 3" w:uiPriority="65"/>
+    <w:lsdException w:name="Medium List 2 Accent 3" w:uiPriority="66"/>
+    <w:lsdException w:name="Medium Grid 1 Accent 3" w:uiPriority="67"/>
+    <w:lsdException w:name="Medium Grid 2 Accent 3" w:uiPriority="68"/>
+    <w:lsdException w:name="Medium Grid 3 Accent 3" w:uiPriority="69"/>
+    <w:lsdException w:name="Dark List Accent 3" w:uiPriority="70"/>
+    <w:lsdException w:name="Colorful Shading Accent 3" w:uiPriority="71"/>
+    <w:lsdException w:name="Colorful List Accent 3" w:uiPriority="72"/>
+    <w:lsdException w:name="Colorful Grid Accent 3" w:uiPriority="73"/>
+    <w:lsdException w:name="Light Shading Accent 4" w:uiPriority="60"/>
+    <w:lsdException w:name="Light List Accent 4" w:uiPriority="61"/>
+    <w:lsdException w:name="Light Grid Accent 4" w:uiPriority="62"/>
+    <w:lsdException w:name="Medium Shading 1 Accent 4" w:uiPriority="63"/>
+    <w:lsdException w:name="Medium Shading 2 Accent 4" w:uiPriority="64"/>
+    <w:lsdException w:name="Medium List 1 Accent 4" w:uiPriority="65"/>
+    <w:lsdException w:name="Medium List 2 Accent 4" w:uiPriority="66"/>
+    <w:lsdException w:name="Medium Grid 1 Accent 4" w:uiPriority="67"/>
+    <w:lsdException w:name="Medium Grid 2 Accent 4" w:uiPriority="68"/>
+    <w:lsdException w:name="Medium Grid 3 Accent 4" w:uiPriority="69"/>
+    <w:lsdException w:name="Dark List Accent 4" w:uiPriority="70"/>
+    <w:lsdException w:name="Colorful Shading Accent 4" w:uiPriority="71"/>
+    <w:lsdException w:name="Colorful List Accent 4" w:uiPriority="72"/>
+    <w:lsdException w:name="Colorful Grid Accent 4" w:uiPriority="73"/>
+    <w:lsdException w:name="Light Shading Accent 5" w:uiPriority="60"/>
+    <w:lsdException w:name="Light List Accent 5" w:uiPriority="61"/>
+    <w:lsdException w:name="Light Grid Accent 5" w:uiPriority="62"/>
+    <w:lsdException w:name="Medium Shading 1 Accent 5" w:uiPriority="63"/>
+    <w:lsdException w:name="Medium Shading 2 Accent 5" w:uiPriority="64"/>
+    <w:lsdException w:name="Medium List 1 Accent 5" w:uiPriority="65"/>
+    <w:lsdException w:name="Medium List 2 Accent 5" w:uiPriority="66"/>
+    <w:lsdException w:name="Medium Grid 1 Accent 5" w:uiPriority="67"/>
+    <w:lsdException w:name="Medium Grid 2 Accent 5" w:uiPriority="68"/>
+    <w:lsdException w:name="Medium Grid 3 Accent 5" w:uiPriority="69"/>
+    <w:lsdException w:name="Dark List Accent 5" w:uiPriority="70"/>
+    <w:lsdException w:name="Colorful Shading Accent 5" w:uiPriority="71"/>
+    <w:lsdException w:name="Colorful List Accent 5" w:uiPriority="72"/>
+    <w:lsdException w:name="Colorful Grid Accent 5" w:uiPriority="73"/>
+    <w:lsdException w:name="Light Shading Accent 6" w:uiPriority="60"/>
+    <w:lsdException w:name="Light List Accent 6" w:uiPriority="61"/>
+    <w:lsdException w:name="Light Grid Accent 6" w:uiPriority="62"/>
+    <w:lsdException w:name="Medium Shading 1 Accent 6" w:uiPriority="63"/>
+    <w:lsdException w:name="Medium Shading 2 Accent 6" w:uiPriority="64"/>
+    <w:lsdException w:name="Medium List 1 Accent 6" w:uiPriority="65"/>
+    <w:lsdException w:name="Medium List 2 Accent 6" w:uiPriority="66"/>
+    <w:lsdException w:name="Medium Grid 1 Accent 6" w:uiPriority="67"/>
+    <w:lsdException w:name="Medium Grid 2 Accent 6" w:uiPriority="68"/>
+    <w:lsdException w:name="Medium Grid 3 Accent 6" w:uiPriority="69"/>
+    <w:lsdException w:name="Dark List Accent 6" w:uiPriority="70"/>
+    <w:lsdException w:name="Colorful Shading Accent 6" w:uiPriority="71"/>
+    <w:lsdException w:name="Colorful List Accent 6" w:uiPriority="72"/>
+    <w:lsdException w:name="Colorful Grid Accent 6" w:uiPriority="73"/>
+    <w:lsdException w:name="Subtle Emphasis" w:uiPriority="19" w:qFormat="1"/>
+    <w:lsdException w:name="Intense Emphasis" w:uiPriority="21" w:qFormat="1"/>
+    <w:lsdException w:name="Subtle Reference" w:uiPriority="31" w:qFormat="1"/>
+    <w:lsdException w:name="Intense Reference" w:uiPriority="32" w:qFormat="1"/>
+    <w:lsdException w:name="Book Title" w:uiPriority="33" w:qFormat="1"/>
+    <w:lsdException w:name="Bibliography" w:semiHidden="1" w:uiPriority="37" w:unhideWhenUsed="1"/>
+    <w:lsdException w:name="TOC Heading" w:semiHidden="1" w:uiPriority="39" w:unhideWhenUsed="1" w:qFormat="1"/>
+    <w:lsdException w:name="Plain Table 1" w:uiPriority="41"/>
+    <w:lsdException w:name="Plain Table 2" w:uiPriority="42"/>
+    <w:lsdException w:name="Plain Table 3" w:uiPriority="43"/>
+    <w:lsdException w:name="Plain Table 4" w:uiPriority="44"/>
+    <w:lsdException w:name="Plain Table 5" w:uiPriority="45"/>
+    <w:lsdException w:name="Grid Table Light" w:uiPriority="40"/>
+    <w:lsdException w:name="Grid Table 1 Light" w:uiPriority="46"/>
+    <w:lsdException w:name="Grid Table 2" w:uiPriority="47"/>
+    <w:lsdException w:name="Grid Table 3" w:uiPriority="48"/>
+    <w:lsdException w:name="Grid Table 4" w:uiPriority="49"/>
+    <w:lsdException w:name="Grid Table 5 Dark" w:uiPriority="50"/>
+    <w:lsdException w:name="Grid Table 6 Colorful" w:uiPriority="51"/>
+    <w:lsdException w:name="Grid Table 7 Colorful" w:uiPriority="52"/>
+    <w:lsdException w:name="Grid Table 1 Light Accent 1" w:uiPriority="46"/>
+    <w:lsdException w:name="Grid Table 2 Accent 1" w:uiPriority="47"/>
+    <w:lsdException w:name="Grid Table 3 Accent 1" w:uiPriority="48"/>
+    <w:lsdException w:name="Grid Table 4 Accent 1" w:uiPriority="49"/>
+    <w:lsdException w:name="Grid Table 5 Dark Accent 1" w:uiPriority="50"/>
+    <w:lsdException w:name="Grid Table 6 Colorful Accent 1" w:uiPriority="51"/>
+    <w:lsdException w:name="Grid Table 7 Colorful Accent 1" w:uiPriority="52"/>
+    <w:lsdException w:name="Grid Table 1 Light Accent 2" w:uiPriority="46"/>
+    <w:lsdException w:name="Grid Table 2 Accent 2" w:uiPriority="47"/>
+    <w:lsdException w:name="Grid Table 3 Accent 2" w:uiPriority="48"/>
+    <w:lsdException w:name="Grid Table 4 Accent 2" w:uiPriority="49"/>
+    <w:lsdException w:name="Grid Table 5 Dark Accent 2" w:uiPriority="50"/>
+    <w:lsdException w:name="Grid Table 6 Colorful Accent 2" w:uiPriority="51"/>
+    <w:lsdException w:name="Grid Table 7 Colorful Accent 2" w:uiPriority="52"/>
+    <w:lsdException w:name="Grid Table 1 Light Accent 3" w:uiPriority="46"/>
+    <w:lsdException w:name="Grid Table 2 Accent 3" w:uiPriority="47"/>
+    <w:lsdException w:name="Grid Table 3 Accent 3" w:uiPriority="48"/>
+    <w:lsdException w:name="Grid Table 4 Accent 3" w:uiPriority="49"/>
+    <w:lsdException w:name="Grid Table 5 Dark Accent 3" w:uiPriority="50"/>
+    <w:lsdException w:name="Grid Table 6 Colorful Accent 3" w:uiPriority="51"/>
+    <w:lsdException w:name="Grid Table 7 Colorful Accent 3" w:uiPriority="52"/>
+    <w:lsdException w:name="Grid Table 1 Light Accent 4" w:uiPriority="46"/>
+    <w:lsdException w:name="Grid Table 2 Accent 4" w:uiPriority="47"/>
+    <w:lsdException w:name="Grid Table 3 Accent 4" w:uiPriority="48"/>
+    <w:lsdException w:name="Grid Table 4 Accent 4" w:uiPriority="49"/>
+    <w:lsdException w:name="Grid Table 5 Dark Accent 4" w:uiPriority="50"/>
+    <w:lsdException w:name="Grid Table 6 Colorful Accent 4" w:uiPriority="51"/>
+    <w:lsdException w:name="Grid Table 7 Colorful Accent 4" w:uiPriority="52"/>
+    <w:lsdException w:name="Grid Table 1 Light Accent 5" w:uiPriority="46"/>
+    <w:lsdException w:name="Grid Table 2 Accent 5" w:uiPriority="47"/>
+    <w:lsdException w:name="Grid Table 3 Accent 5" w:uiPriority="48"/>
+    <w:lsdException w:name="Grid Table 4 Accent 5" w:uiPriority="49"/>
+    <w:lsdException w:name="Grid Table 5 Dark Accent 5" w:uiPriority="50"/>
+    <w:lsdException w:name="Grid Table 6 Colorful Accent 5" w:uiPriority="51"/>
+    <w:lsdException w:name="Grid Table 7 Colorful Accent 5" w:uiPriority="52"/>
+    <w:lsdException w:name="Grid Table 1 Light Accent 6" w:uiPriority="46"/>
+    <w:lsdException w:name="Grid Table 2 Accent 6" w:uiPriority="47"/>
+    <w:lsdException w:name="Grid Table 3 Accent 6" w:uiPriority="48"/>
+    <w:lsdException w:name="Grid Table 4 Accent 6" w:uiPriority="49"/>
+    <w:lsdException w:name="Grid Table 5 Dark Accent 6" w:uiPriority="50"/>
+    <w:lsdException w:name="Grid Table 6 Colorful Accent 6" w:uiPriority="51"/>
+    <w:lsdException w:name="Grid Table 7 Colorful Accent 6" w:uiPriority="52"/>
+    <w:lsdException w:name="List Table 1 Light" w:uiPriority="46"/>
+    <w:lsdException w:name="List Table 2" w:uiPriority="47"/>
+    <w:lsdException w:name="List Table 3" w:uiPriority="48"/>
+    <w:lsdException w:name="List Table 4" w:uiPriority="49"/>
+    <w:lsdException w:name="List Table 5 Dark" w:uiPriority="50"/>
+    <w:lsdException w:name="List Table 6 Colorful" w:uiPriority="51"/>
+    <w:lsdException w:name="List Table 7 Colorful" w:uiPriority="52"/>
+    <w:lsdException w:name="List Table 1 Light Accent 1" w:uiPriority="46"/>
+    <w:lsdException w:name="List Table 2 Accent 1" w:uiPriority="47"/>
+    <w:lsdException w:name="List Table 3 Accent 1" w:uiPriority="48"/>
+    <w:lsdException w:name="List Table 4 Accent 1" w:uiPriority="49"/>
+    <w:lsdException w:name="List Table 5 Dark Accent 1" w:uiPriority="50"/>
+    <w:lsdException w:name="List Table 6 Colorful Accent 1" w:uiPriority="51"/>
+    <w:lsdException w:name="List Table 7 Colorful Accent 1" w:uiPriority="52"/>
+    <w:lsdException w:name="List Table 1 Light Accent 2" w:uiPriority="46"/>
+    <w:lsdException w:name="List Table 2 Accent 2" w:uiPriority="47"/>
+    <w:lsdException w:name="List Table 3 Accent 2" w:uiPriority="48"/>
+    <w:lsdException w:name="List Table 4 Accent 2" w:uiPriority="49"/>
+    <w:lsdException w:name="List Table 5 Dark Accent 2" w:uiPriority="50"/>
+    <w:lsdException w:name="List Table 6 Colorful Accent 2" w:uiPriority="51"/>
+    <w:lsdException w:name="List Table 7 Colorful Accent 2" w:uiPriority="52"/>
+    <w:lsdException w:name="List Table 1 Light Accent 3" w:uiPriority="46"/>
+    <w:lsdException w:name="List Table 2 Accent 3" w:uiPriority="47"/>
+    <w:lsdException w:name="List Table 3 Accent 3" w:uiPriority="48"/>
+    <w:lsdException w:name="List Table 4 Accent 3" w:uiPriority="49"/>
+    <w:lsdException w:name="List Table 5 Dark Accent 3" w:uiPriority="50"/>
+    <w:lsdException w:name="List Table 6 Colorful Accent 3" w:uiPriority="51"/>
+    <w:lsdException w:name="List Table 7 Colorful Accent 3" w:uiPriority="52"/>
+    <w:lsdException w:name="List Table 1 Light Accent 4" w:uiPriority="46"/>
+    <w:lsdException w:name="List Table 2 Accent 4" w:uiPriority="47"/>
+    <w:lsdException w:name="List Table 3 Accent 4" w:uiPriority="48"/>
+    <w:lsdException w:name="List Table 4 Accent 4" w:uiPriority="49"/>
+    <w:lsdException w:name="List Table 5 Dark Accent 4" w:uiPriority="50"/>
+    <w:lsdException w:name="List Table 6 Colorful Accent 4" w:uiPriority="51"/>
+    <w:lsdException w:name="List Table 7 Colorful Accent 4" w:uiPriority="52"/>
+    <w:lsdException w:name="List Table 1 Light Accent 5" w:uiPriority="46"/>
+    <w:lsdException w:name="List Table 2 Accent 5" w:uiPriority="47"/>
+    <w:lsdException w:name="List Table 3 Accent 5" w:uiPriority="48"/>
+    <w:lsdException w:name="List Table 4 Accent 5" w:uiPriority="49"/>
+    <w:lsdException w:name="List Table 5 Dark Accent 5" w:uiPriority="50"/>
+    <w:lsdException w:name="List Table 6 Colorful Accent 5" w:uiPriority="51"/>
+    <w:lsdException w:name="List Table 7 Colorful Accent 5" w:uiPriority="52"/>
+    <w:lsdException w:name="List Table 1 Light Accent 6" w:uiPriority="46"/>
+    <w:lsdException w:name="List Table 2 Accent 6" w:uiPriority="47"/>
+    <w:lsdException w:name="List Table 3 Accent 6" w:uiPriority="48"/>
+    <w:lsdException w:name="List Table 4 Accent 6" w:uiPriority="49"/>
+    <w:lsdException w:name="List Table 5 Dark Accent 6" w:uiPriority="50"/>
+    <w:lsdException w:name="List Table 6 Colorful Accent 6" w:uiPriority="51"/>
+    <w:lsdException w:name="List Table 7 Colorful Accent 6" w:uiPriority="52"/>
+    <w:lsdException w:name="Mention" w:semiHidden="1" w:unhideWhenUsed="1"/>
+    <w:lsdException w:name="Smart Hyperlink" w:semiHidden="1" w:unhideWhenUsed="1"/>
+    <w:lsdException w:name="Hashtag" w:semiHidden="1" w:unhideWhenUsed="1"/>
+    <w:lsdException w:name="Unresolved Mention" w:semiHidden="1" w:unhideWhenUsed="1"/>
+    <w:lsdException w:name="Smart Link" w:semiHidden="1" w:unhideWhenUsed="1"/>
+  </w:latentStyles>
+  <w:style w:type="paragraph" w:default="1" w:styleId="Normal">
+    <w:name w:val="Normal"/>
     <w:qFormat/>
-    <w:rPr>
-      <w:sz w:val="56"/>
-      <w:szCs w:val="56"/>
-    </w:rPr>
   </w:style>
   <w:style w:type="paragraph" w:styleId="Heading1">
-    <w:name w:val="Heading 1"/>
-    <w:basedOn w:val="Normal"/>
-    <w:next w:val="Normal"/>
+    <w:name w:val="heading 1"/>
+    <w:uiPriority w:val="9"/>
     <w:qFormat/>
+    <w:pPr>
+      <w:outlineLvl w:val="0"/>
+    </w:pPr>
     <w:rPr>
       <w:color w:val="2E74B5"/>
       <w:sz w:val="32"/>
@@ -1128,10 +1978,14 @@
     </w:rPr>
   </w:style>
   <w:style w:type="paragraph" w:styleId="Heading2">
-    <w:name w:val="Heading 2"/>
-    <w:basedOn w:val="Normal"/>
-    <w:next w:val="Normal"/>
+    <w:name w:val="heading 2"/>
+    <w:uiPriority w:val="9"/>
+    <w:semiHidden/>
+    <w:unhideWhenUsed/>
     <w:qFormat/>
+    <w:pPr>
+      <w:outlineLvl w:val="1"/>
+    </w:pPr>
     <w:rPr>
       <w:color w:val="2E74B5"/>
       <w:sz w:val="26"/>
@@ -1139,10 +1993,14 @@
     </w:rPr>
   </w:style>
   <w:style w:type="paragraph" w:styleId="Heading3">
-    <w:name w:val="Heading 3"/>
-    <w:basedOn w:val="Normal"/>
-    <w:next w:val="Normal"/>
+    <w:name w:val="heading 3"/>
+    <w:uiPriority w:val="9"/>
+    <w:semiHidden/>
+    <w:unhideWhenUsed/>
     <w:qFormat/>
+    <w:pPr>
+      <w:outlineLvl w:val="2"/>
+    </w:pPr>
     <w:rPr>
       <w:color w:val="1F4D78"/>
       <w:sz w:val="24"/>
@@ -1150,10 +2008,14 @@
     </w:rPr>
   </w:style>
   <w:style w:type="paragraph" w:styleId="Heading4">
-    <w:name w:val="Heading 4"/>
-    <w:basedOn w:val="Normal"/>
-    <w:next w:val="Normal"/>
+    <w:name w:val="heading 4"/>
+    <w:uiPriority w:val="9"/>
+    <w:semiHidden/>
+    <w:unhideWhenUsed/>
     <w:qFormat/>
+    <w:pPr>
+      <w:outlineLvl w:val="3"/>
+    </w:pPr>
     <w:rPr>
       <w:i/>
       <w:iCs/>
@@ -1161,27 +2023,69 @@
     </w:rPr>
   </w:style>
   <w:style w:type="paragraph" w:styleId="Heading5">
-    <w:name w:val="Heading 5"/>
-    <w:basedOn w:val="Normal"/>
-    <w:next w:val="Normal"/>
+    <w:name w:val="heading 5"/>
+    <w:uiPriority w:val="9"/>
+    <w:semiHidden/>
+    <w:unhideWhenUsed/>
     <w:qFormat/>
+    <w:pPr>
+      <w:outlineLvl w:val="4"/>
+    </w:pPr>
     <w:rPr>
       <w:color w:val="2E74B5"/>
     </w:rPr>
   </w:style>
   <w:style w:type="paragraph" w:styleId="Heading6">
-    <w:name w:val="Heading 6"/>
-    <w:basedOn w:val="Normal"/>
-    <w:next w:val="Normal"/>
+    <w:name w:val="heading 6"/>
+    <w:uiPriority w:val="9"/>
+    <w:semiHidden/>
+    <w:unhideWhenUsed/>
     <w:qFormat/>
+    <w:pPr>
+      <w:outlineLvl w:val="5"/>
+    </w:pPr>
     <w:rPr>
       <w:color w:val="1F4D78"/>
     </w:rPr>
   </w:style>
-  <w:style w:type="paragraph" w:styleId="Strong">
-    <w:name w:val="Strong"/>
-    <w:basedOn w:val="Normal"/>
-    <w:next w:val="Normal"/>
+  <w:style w:type="character" w:default="1" w:styleId="DefaultParagraphFont">
+    <w:name w:val="Default Paragraph Font"/>
+    <w:uiPriority w:val="1"/>
+    <w:semiHidden/>
+    <w:unhideWhenUsed/>
+  </w:style>
+  <w:style w:type="table" w:default="1" w:styleId="TableNormal">
+    <w:name w:val="Normal Table"/>
+    <w:uiPriority w:val="99"/>
+    <w:semiHidden/>
+    <w:unhideWhenUsed/>
+    <w:tblPr>
+      <w:tblInd w:w="0" w:type="dxa"/>
+      <w:tblCellMar>
+        <w:top w:w="0" w:type="dxa"/>
+        <w:left w:w="108" w:type="dxa"/>
+        <w:bottom w:w="0" w:type="dxa"/>
+        <w:right w:w="108" w:type="dxa"/>
+      </w:tblCellMar>
+    </w:tblPr>
+  </w:style>
+  <w:style w:type="numbering" w:default="1" w:styleId="NoList">
+    <w:name w:val="No List"/>
+    <w:uiPriority w:val="99"/>
+    <w:semiHidden/>
+    <w:unhideWhenUsed/>
+  </w:style>
+  <w:style w:type="paragraph" w:styleId="Title">
+    <w:name w:val="Title"/>
+    <w:uiPriority w:val="10"/>
+    <w:qFormat/>
+    <w:rPr>
+      <w:sz w:val="56"/>
+      <w:szCs w:val="56"/>
+    </w:rPr>
+  </w:style>
+  <w:style w:type="paragraph" w:customStyle="1" w:styleId="Strong1">
+    <w:name w:val="Strong1"/>
     <w:qFormat/>
     <w:rPr>
       <w:b/>
@@ -1190,12 +2094,10 @@
   </w:style>
   <w:style w:type="paragraph" w:styleId="ListParagraph">
     <w:name w:val="List Paragraph"/>
-    <w:basedOn w:val="Normal"/>
     <w:qFormat/>
   </w:style>
   <w:style w:type="character" w:styleId="Hyperlink">
     <w:name w:val="Hyperlink"/>
-    <w:basedOn w:val="DefaultParagraphFont"/>
     <w:uiPriority w:val="99"/>
     <w:unhideWhenUsed/>
     <w:rPr>
@@ -1205,7 +2107,6 @@
   </w:style>
   <w:style w:type="character" w:styleId="FootnoteReference">
     <w:name w:val="footnote reference"/>
-    <w:basedOn w:val="DefaultParagraphFont"/>
     <w:uiPriority w:val="99"/>
     <w:semiHidden/>
     <w:unhideWhenUsed/>
@@ -1215,22 +2116,13 @@
   </w:style>
   <w:style w:type="paragraph" w:styleId="FootnoteText">
     <w:name w:val="footnote text"/>
-    <w:basedOn w:val="Normal"/>
     <w:link w:val="FootnoteTextChar"/>
     <w:uiPriority w:val="99"/>
     <w:semiHidden/>
     <w:unhideWhenUsed/>
-    <w:pPr>
-      <w:spacing w:after="0" w:line="240" w:lineRule="auto"/>
-    </w:pPr>
-    <w:rPr>
-      <w:sz w:val="20"/>
-      <w:szCs w:val="20"/>
-    </w:rPr>
   </w:style>
-  <w:style w:type="character" w:styleId="FootnoteTextChar">
+  <w:style w:type="character" w:customStyle="1" w:styleId="FootnoteTextChar">
     <w:name w:val="Footnote Text Char"/>
-    <w:basedOn w:val="DefaultParagraphFont"/>
     <w:link w:val="FootnoteText"/>
     <w:uiPriority w:val="99"/>
     <w:semiHidden/>
@@ -1242,7 +2134,6 @@
   </w:style>
   <w:style w:type="character" w:styleId="EndnoteReference">
     <w:name w:val="endnote reference"/>
-    <w:basedOn w:val="DefaultParagraphFont"/>
     <w:uiPriority w:val="99"/>
     <w:semiHidden/>
     <w:unhideWhenUsed/>
@@ -1252,22 +2143,13 @@
   </w:style>
   <w:style w:type="paragraph" w:styleId="EndnoteText">
     <w:name w:val="endnote text"/>
-    <w:basedOn w:val="Normal"/>
     <w:link w:val="EndnoteTextChar"/>
     <w:uiPriority w:val="99"/>
     <w:semiHidden/>
     <w:unhideWhenUsed/>
-    <w:pPr>
-      <w:spacing w:after="0" w:line="240" w:lineRule="auto"/>
-    </w:pPr>
-    <w:rPr>
-      <w:sz w:val="20"/>
-      <w:szCs w:val="20"/>
-    </w:rPr>
   </w:style>
-  <w:style w:type="character" w:styleId="EndnoteTextChar">
+  <w:style w:type="character" w:customStyle="1" w:styleId="EndnoteTextChar">
     <w:name w:val="Endnote Text Char"/>
-    <w:basedOn w:val="DefaultParagraphFont"/>
     <w:link w:val="EndnoteText"/>
     <w:uiPriority w:val="99"/>
     <w:semiHidden/>
@@ -1278,4 +2160,311 @@
     </w:rPr>
   </w:style>
 </w:styles>
+</file>
+
+<file path=word/theme/theme1.xml><?xml version="1.0" encoding="utf-8"?>
+<a:theme xmlns:a="http://schemas.openxmlformats.org/drawingml/2006/main" name="Office Theme">
+  <a:themeElements>
+    <a:clrScheme name="Office">
+      <a:dk1>
+        <a:sysClr val="windowText" lastClr="FFFFFF"/>
+      </a:dk1>
+      <a:lt1>
+        <a:sysClr val="window" lastClr="000000"/>
+      </a:lt1>
+      <a:dk2>
+        <a:srgbClr val="44546A"/>
+      </a:dk2>
+      <a:lt2>
+        <a:srgbClr val="E7E6E6"/>
+      </a:lt2>
+      <a:accent1>
+        <a:srgbClr val="4472C4"/>
+      </a:accent1>
+      <a:accent2>
+        <a:srgbClr val="ED7D31"/>
+      </a:accent2>
+      <a:accent3>
+        <a:srgbClr val="A5A5A5"/>
+      </a:accent3>
+      <a:accent4>
+        <a:srgbClr val="FFC000"/>
+      </a:accent4>
+      <a:accent5>
+        <a:srgbClr val="5B9BD5"/>
+      </a:accent5>
+      <a:accent6>
+        <a:srgbClr val="70AD47"/>
+      </a:accent6>
+      <a:hlink>
+        <a:srgbClr val="0563C1"/>
+      </a:hlink>
+      <a:folHlink>
+        <a:srgbClr val="954F72"/>
+      </a:folHlink>
+    </a:clrScheme>
+    <a:fontScheme name="Office">
+      <a:majorFont>
+        <a:latin typeface="Calibri Light" panose="020F0302020204030204"/>
+        <a:ea typeface=""/>
+        <a:cs typeface=""/>
+        <a:font script="Jpan" typeface="游ゴシック Light"/>
+        <a:font script="Hang" typeface="맑은 고딕"/>
+        <a:font script="Hans" typeface="等线 Light"/>
+        <a:font script="Hant" typeface="新細明體"/>
+        <a:font script="Arab" typeface="Times New Roman"/>
+        <a:font script="Hebr" typeface="Times New Roman"/>
+        <a:font script="Thai" typeface="Angsana New"/>
+        <a:font script="Ethi" typeface="Nyala"/>
+        <a:font script="Beng" typeface="Vrinda"/>
+        <a:font script="Gujr" typeface="Shruti"/>
+        <a:font script="Khmr" typeface="MoolBoran"/>
+        <a:font script="Knda" typeface="Tunga"/>
+        <a:font script="Guru" typeface="Raavi"/>
+        <a:font script="Cans" typeface="Euphemia"/>
+        <a:font script="Cher" typeface="Plantagenet Cherokee"/>
+        <a:font script="Yiii" typeface="Microsoft Yi Baiti"/>
+        <a:font script="Tibt" typeface="Microsoft Himalaya"/>
+        <a:font script="Thaa" typeface="MV Boli"/>
+        <a:font script="Deva" typeface="Mangal"/>
+        <a:font script="Telu" typeface="Gautami"/>
+        <a:font script="Taml" typeface="Latha"/>
+        <a:font script="Syrc" typeface="Estrangelo Edessa"/>
+        <a:font script="Orya" typeface="Kalinga"/>
+        <a:font script="Mlym" typeface="Kartika"/>
+        <a:font script="Laoo" typeface="DokChampa"/>
+        <a:font script="Sinh" typeface="Iskoola Pota"/>
+        <a:font script="Mong" typeface="Mongolian Baiti"/>
+        <a:font script="Viet" typeface="Times New Roman"/>
+        <a:font script="Uigh" typeface="Microsoft Uighur"/>
+        <a:font script="Geor" typeface="Sylfaen"/>
+        <a:font script="Armn" typeface="Arial"/>
+        <a:font script="Bugi" typeface="Leelawadee UI"/>
+        <a:font script="Bopo" typeface="Microsoft JhengHei"/>
+        <a:font script="Java" typeface="Javanese Text"/>
+        <a:font script="Lisu" typeface="Segoe UI"/>
+        <a:font script="Mymr" typeface="Myanmar Text"/>
+        <a:font script="Nkoo" typeface="Ebrima"/>
+        <a:font script="Olck" typeface="Nirmala UI"/>
+        <a:font script="Osma" typeface="Ebrima"/>
+        <a:font script="Phag" typeface="Phagspa"/>
+        <a:font script="Syrn" typeface="Estrangelo Edessa"/>
+        <a:font script="Syrj" typeface="Estrangelo Edessa"/>
+        <a:font script="Syre" typeface="Estrangelo Edessa"/>
+        <a:font script="Sora" typeface="Nirmala UI"/>
+        <a:font script="Tale" typeface="Microsoft Tai Le"/>
+        <a:font script="Talu" typeface="Microsoft New Tai Lue"/>
+        <a:font script="Tfng" typeface="Ebrima"/>
+      </a:majorFont>
+      <a:minorFont>
+        <a:latin typeface="Calibri" panose="020F0502020204030204"/>
+        <a:ea typeface=""/>
+        <a:cs typeface=""/>
+        <a:font script="Jpan" typeface="游明朝"/>
+        <a:font script="Hang" typeface="맑은 고딕"/>
+        <a:font script="Hans" typeface="等线"/>
+        <a:font script="Hant" typeface="新細明體"/>
+        <a:font script="Arab" typeface="Arial"/>
+        <a:font script="Hebr" typeface="Arial"/>
+        <a:font script="Thai" typeface="Cordia New"/>
+        <a:font script="Ethi" typeface="Nyala"/>
+        <a:font script="Beng" typeface="Vrinda"/>
+        <a:font script="Gujr" typeface="Shruti"/>
+        <a:font script="Khmr" typeface="DaunPenh"/>
+        <a:font script="Knda" typeface="Tunga"/>
+        <a:font script="Guru" typeface="Raavi"/>
+        <a:font script="Cans" typeface="Euphemia"/>
+        <a:font script="Cher" typeface="Plantagenet Cherokee"/>
+        <a:font script="Yiii" typeface="Microsoft Yi Baiti"/>
+        <a:font script="Tibt" typeface="Microsoft Himalaya"/>
+        <a:font script="Thaa" typeface="MV Boli"/>
+        <a:font script="Deva" typeface="Mangal"/>
+        <a:font script="Telu" typeface="Gautami"/>
+        <a:font script="Taml" typeface="Latha"/>
+        <a:font script="Syrc" typeface="Estrangelo Edessa"/>
+        <a:font script="Orya" typeface="Kalinga"/>
+        <a:font script="Mlym" typeface="Kartika"/>
+        <a:font script="Laoo" typeface="DokChampa"/>
+        <a:font script="Sinh" typeface="Iskoola Pota"/>
+        <a:font script="Mong" typeface="Mongolian Baiti"/>
+        <a:font script="Viet" typeface="Arial"/>
+        <a:font script="Uigh" typeface="Microsoft Uighur"/>
+        <a:font script="Geor" typeface="Sylfaen"/>
+        <a:font script="Armn" typeface="Arial"/>
+        <a:font script="Bugi" typeface="Leelawadee UI"/>
+        <a:font script="Bopo" typeface="Microsoft JhengHei"/>
+        <a:font script="Java" typeface="Javanese Text"/>
+        <a:font script="Lisu" typeface="Segoe UI"/>
+        <a:font script="Mymr" typeface="Myanmar Text"/>
+        <a:font script="Nkoo" typeface="Ebrima"/>
+        <a:font script="Olck" typeface="Nirmala UI"/>
+        <a:font script="Osma" typeface="Ebrima"/>
+        <a:font script="Phag" typeface="Phagspa"/>
+        <a:font script="Syrn" typeface="Estrangelo Edessa"/>
+        <a:font script="Syrj" typeface="Estrangelo Edessa"/>
+        <a:font script="Syre" typeface="Estrangelo Edessa"/>
+        <a:font script="Sora" typeface="Nirmala UI"/>
+        <a:font script="Tale" typeface="Microsoft Tai Le"/>
+        <a:font script="Talu" typeface="Microsoft New Tai Lue"/>
+        <a:font script="Tfng" typeface="Ebrima"/>
+      </a:minorFont>
+    </a:fontScheme>
+    <a:fmtScheme name="Office">
+      <a:fillStyleLst>
+        <a:solidFill>
+          <a:schemeClr val="phClr"/>
+        </a:solidFill>
+        <a:gradFill rotWithShape="1">
+          <a:gsLst>
+            <a:gs pos="0">
+              <a:schemeClr val="phClr">
+                <a:lumMod val="110000"/>
+                <a:satMod val="105000"/>
+                <a:tint val="67000"/>
+              </a:schemeClr>
+            </a:gs>
+            <a:gs pos="50000">
+              <a:schemeClr val="phClr">
+                <a:lumMod val="105000"/>
+                <a:satMod val="103000"/>
+                <a:tint val="73000"/>
+              </a:schemeClr>
+            </a:gs>
+            <a:gs pos="100000">
+              <a:schemeClr val="phClr">
+                <a:lumMod val="105000"/>
+                <a:satMod val="109000"/>
+                <a:tint val="81000"/>
+              </a:schemeClr>
+            </a:gs>
+          </a:gsLst>
+          <a:lin ang="5400000" scaled="0"/>
+        </a:gradFill>
+        <a:gradFill rotWithShape="1">
+          <a:gsLst>
+            <a:gs pos="0">
+              <a:schemeClr val="phClr">
+                <a:satMod val="103000"/>
+                <a:lumMod val="102000"/>
+                <a:tint val="94000"/>
+              </a:schemeClr>
+            </a:gs>
+            <a:gs pos="50000">
+              <a:schemeClr val="phClr">
+                <a:satMod val="110000"/>
+                <a:lumMod val="100000"/>
+                <a:shade val="100000"/>
+              </a:schemeClr>
+            </a:gs>
+            <a:gs pos="100000">
+              <a:schemeClr val="phClr">
+                <a:lumMod val="99000"/>
+                <a:satMod val="120000"/>
+                <a:shade val="78000"/>
+              </a:schemeClr>
+            </a:gs>
+          </a:gsLst>
+          <a:lin ang="5400000" scaled="0"/>
+        </a:gradFill>
+      </a:fillStyleLst>
+      <a:lnStyleLst>
+        <a:ln w="6350" cap="flat" cmpd="sng" algn="ctr">
+          <a:solidFill>
+            <a:schemeClr val="phClr"/>
+          </a:solidFill>
+          <a:prstDash val="solid"/>
+          <a:miter lim="800000"/>
+        </a:ln>
+        <a:ln w="12700" cap="flat" cmpd="sng" algn="ctr">
+          <a:solidFill>
+            <a:schemeClr val="phClr"/>
+          </a:solidFill>
+          <a:prstDash val="solid"/>
+          <a:miter lim="800000"/>
+        </a:ln>
+        <a:ln w="19050" cap="flat" cmpd="sng" algn="ctr">
+          <a:solidFill>
+            <a:schemeClr val="phClr"/>
+          </a:solidFill>
+          <a:prstDash val="solid"/>
+          <a:miter lim="800000"/>
+        </a:ln>
+      </a:lnStyleLst>
+      <a:effectStyleLst>
+        <a:effectStyle>
+          <a:effectLst/>
+        </a:effectStyle>
+        <a:effectStyle>
+          <a:effectLst/>
+        </a:effectStyle>
+        <a:effectStyle>
+          <a:effectLst>
+            <a:outerShdw blurRad="57150" dist="19050" dir="5400000" algn="ctr" rotWithShape="0">
+              <a:srgbClr val="000000">
+                <a:alpha val="63000"/>
+              </a:srgbClr>
+            </a:outerShdw>
+          </a:effectLst>
+        </a:effectStyle>
+      </a:effectStyleLst>
+      <a:bgFillStyleLst>
+        <a:solidFill>
+          <a:schemeClr val="phClr"/>
+        </a:solidFill>
+        <a:solidFill>
+          <a:schemeClr val="phClr">
+            <a:tint val="95000"/>
+            <a:satMod val="170000"/>
+          </a:schemeClr>
+        </a:solidFill>
+        <a:gradFill rotWithShape="1">
+          <a:gsLst>
+            <a:gs pos="0">
+              <a:schemeClr val="phClr">
+                <a:tint val="93000"/>
+                <a:satMod val="150000"/>
+                <a:shade val="98000"/>
+                <a:lumMod val="102000"/>
+              </a:schemeClr>
+            </a:gs>
+            <a:gs pos="50000">
+              <a:schemeClr val="phClr">
+                <a:tint val="98000"/>
+                <a:satMod val="130000"/>
+                <a:shade val="90000"/>
+                <a:lumMod val="103000"/>
+              </a:schemeClr>
+            </a:gs>
+            <a:gs pos="100000">
+              <a:schemeClr val="phClr">
+                <a:shade val="63000"/>
+                <a:satMod val="120000"/>
+              </a:schemeClr>
+            </a:gs>
+          </a:gsLst>
+          <a:lin ang="5400000" scaled="0"/>
+        </a:gradFill>
+      </a:bgFillStyleLst>
+    </a:fmtScheme>
+  </a:themeElements>
+  <a:objectDefaults/>
+  <a:extraClrSchemeLst/>
+  <a:extLst>
+    <a:ext uri="{05A4C25C-085E-4340-85A3-A5531E510DB2}">
+      <thm15:themeFamily xmlns:thm15="http://schemas.microsoft.com/office/thememl/2012/main" name="Office Theme" id="{62F939B6-93AF-4DB8-9C6B-D6C7DFDC589F}" vid="{4A3C46E8-61CC-4603-A589-7422A47A8E4A}"/>
+    </a:ext>
+  </a:extLst>
+</a:theme>
+</file>
+
+<file path=customXml/item1.xml><?xml version="1.0" encoding="utf-8"?>
+<b:Sources xmlns:b="http://schemas.openxmlformats.org/officeDocument/2006/bibliography" xmlns="http://schemas.openxmlformats.org/officeDocument/2006/bibliography" SelectedStyle="\IEEE2006OfficeOnline.xsl" StyleName="IEEE" Version="2006"/>
+</file>
+
+<file path=customXml/itemProps1.xml><?xml version="1.0" encoding="utf-8"?>
+<ds:datastoreItem xmlns:ds="http://schemas.openxmlformats.org/officeDocument/2006/customXml" ds:itemID="{5C8C9C5A-F770-486D-BC4A-6F34FEF74E56}">
+  <ds:schemaRefs>
+    <ds:schemaRef ds:uri="http://schemas.openxmlformats.org/officeDocument/2006/bibliography"/>
+  </ds:schemaRefs>
+</ds:datastoreItem>
 </file>